--- a/fuentes/CFA10_228145_DU.docx
+++ b/fuentes/CFA10_228145_DU.docx
@@ -488,6 +488,7 @@
     </w:p>
     <w:p>
       <w:pPr>
+        <w:ind w:firstLine="0"/>
         <w:jc w:val="center"/>
       </w:pPr>
       <w:r>
@@ -604,7 +605,7 @@
           <w:r>
             <w:fldChar w:fldCharType="separate"/>
           </w:r>
-          <w:hyperlink w:anchor="_Toc231369144" w:history="1">
+          <w:hyperlink w:anchor="_Toc233120566" w:history="1">
             <w:r>
               <w:rPr>
                 <w:rStyle w:val="Hipervnculo"/>
@@ -631,7 +632,7 @@
                 <w:noProof/>
                 <w:webHidden/>
               </w:rPr>
-              <w:instrText xml:space="preserve"> PAGEREF _Toc231369144 \h </w:instrText>
+              <w:instrText xml:space="preserve"> PAGEREF _Toc233120566 \h </w:instrText>
             </w:r>
             <w:r>
               <w:rPr>
@@ -677,7 +678,7 @@
               <w14:ligatures w14:val="none"/>
             </w:rPr>
           </w:pPr>
-          <w:hyperlink w:anchor="_Toc231369145" w:history="1">
+          <w:hyperlink w:anchor="_Toc233120567" w:history="1">
             <w:r>
               <w:rPr>
                 <w:rStyle w:val="Hipervnculo"/>
@@ -704,7 +705,7 @@
                 <w:noProof/>
                 <w:webHidden/>
               </w:rPr>
-              <w:instrText xml:space="preserve"> PAGEREF _Toc231369145 \h </w:instrText>
+              <w:instrText xml:space="preserve"> PAGEREF _Toc233120567 \h </w:instrText>
             </w:r>
             <w:r>
               <w:rPr>
@@ -750,7 +751,7 @@
               <w14:ligatures w14:val="none"/>
             </w:rPr>
           </w:pPr>
-          <w:hyperlink w:anchor="_Toc231369146" w:history="1">
+          <w:hyperlink w:anchor="_Toc233120568" w:history="1">
             <w:r>
               <w:rPr>
                 <w:rStyle w:val="Hipervnculo"/>
@@ -777,7 +778,7 @@
                 <w:noProof/>
                 <w:webHidden/>
               </w:rPr>
-              <w:instrText xml:space="preserve"> PAGEREF _Toc231369146 \h </w:instrText>
+              <w:instrText xml:space="preserve"> PAGEREF _Toc233120568 \h </w:instrText>
             </w:r>
             <w:r>
               <w:rPr>
@@ -823,7 +824,7 @@
               <w14:ligatures w14:val="none"/>
             </w:rPr>
           </w:pPr>
-          <w:hyperlink w:anchor="_Toc231369147" w:history="1">
+          <w:hyperlink w:anchor="_Toc233120569" w:history="1">
             <w:r>
               <w:rPr>
                 <w:rStyle w:val="Hipervnculo"/>
@@ -850,7 +851,7 @@
                 <w:noProof/>
                 <w:webHidden/>
               </w:rPr>
-              <w:instrText xml:space="preserve"> PAGEREF _Toc231369147 \h </w:instrText>
+              <w:instrText xml:space="preserve"> PAGEREF _Toc233120569 \h </w:instrText>
             </w:r>
             <w:r>
               <w:rPr>
@@ -896,7 +897,7 @@
               <w14:ligatures w14:val="none"/>
             </w:rPr>
           </w:pPr>
-          <w:hyperlink w:anchor="_Toc231369148" w:history="1">
+          <w:hyperlink w:anchor="_Toc233120570" w:history="1">
             <w:r>
               <w:rPr>
                 <w:rStyle w:val="Hipervnculo"/>
@@ -923,7 +924,7 @@
                 <w:noProof/>
                 <w:webHidden/>
               </w:rPr>
-              <w:instrText xml:space="preserve"> PAGEREF _Toc231369148 \h </w:instrText>
+              <w:instrText xml:space="preserve"> PAGEREF _Toc233120570 \h </w:instrText>
             </w:r>
             <w:r>
               <w:rPr>
@@ -969,7 +970,7 @@
               <w14:ligatures w14:val="none"/>
             </w:rPr>
           </w:pPr>
-          <w:hyperlink w:anchor="_Toc231369149" w:history="1">
+          <w:hyperlink w:anchor="_Toc233120571" w:history="1">
             <w:r>
               <w:rPr>
                 <w:rStyle w:val="Hipervnculo"/>
@@ -996,7 +997,7 @@
                 <w:noProof/>
                 <w:webHidden/>
               </w:rPr>
-              <w:instrText xml:space="preserve"> PAGEREF _Toc231369149 \h </w:instrText>
+              <w:instrText xml:space="preserve"> PAGEREF _Toc233120571 \h </w:instrText>
             </w:r>
             <w:r>
               <w:rPr>
@@ -1042,7 +1043,7 @@
               <w14:ligatures w14:val="none"/>
             </w:rPr>
           </w:pPr>
-          <w:hyperlink w:anchor="_Toc231369150" w:history="1">
+          <w:hyperlink w:anchor="_Toc233120572" w:history="1">
             <w:r>
               <w:rPr>
                 <w:rStyle w:val="Hipervnculo"/>
@@ -1069,7 +1070,7 @@
                 <w:noProof/>
                 <w:webHidden/>
               </w:rPr>
-              <w:instrText xml:space="preserve"> PAGEREF _Toc231369150 \h </w:instrText>
+              <w:instrText xml:space="preserve"> PAGEREF _Toc233120572 \h </w:instrText>
             </w:r>
             <w:r>
               <w:rPr>
@@ -1089,7 +1090,7 @@
                 <w:noProof/>
                 <w:webHidden/>
               </w:rPr>
-              <w:t>23</w:t>
+              <w:t>22</w:t>
             </w:r>
             <w:r>
               <w:rPr>
@@ -1115,7 +1116,7 @@
               <w14:ligatures w14:val="none"/>
             </w:rPr>
           </w:pPr>
-          <w:hyperlink w:anchor="_Toc231369151" w:history="1">
+          <w:hyperlink w:anchor="_Toc233120573" w:history="1">
             <w:r>
               <w:rPr>
                 <w:rStyle w:val="Hipervnculo"/>
@@ -1142,7 +1143,7 @@
                 <w:noProof/>
                 <w:webHidden/>
               </w:rPr>
-              <w:instrText xml:space="preserve"> PAGEREF _Toc231369151 \h </w:instrText>
+              <w:instrText xml:space="preserve"> PAGEREF _Toc233120573 \h </w:instrText>
             </w:r>
             <w:r>
               <w:rPr>
@@ -1162,7 +1163,7 @@
                 <w:noProof/>
                 <w:webHidden/>
               </w:rPr>
-              <w:t>28</w:t>
+              <w:t>27</w:t>
             </w:r>
             <w:r>
               <w:rPr>
@@ -1188,7 +1189,7 @@
               <w14:ligatures w14:val="none"/>
             </w:rPr>
           </w:pPr>
-          <w:hyperlink w:anchor="_Toc231369152" w:history="1">
+          <w:hyperlink w:anchor="_Toc233120574" w:history="1">
             <w:r>
               <w:rPr>
                 <w:rStyle w:val="Hipervnculo"/>
@@ -1215,7 +1216,7 @@
                 <w:noProof/>
                 <w:webHidden/>
               </w:rPr>
-              <w:instrText xml:space="preserve"> PAGEREF _Toc231369152 \h </w:instrText>
+              <w:instrText xml:space="preserve"> PAGEREF _Toc233120574 \h </w:instrText>
             </w:r>
             <w:r>
               <w:rPr>
@@ -1235,7 +1236,7 @@
                 <w:noProof/>
                 <w:webHidden/>
               </w:rPr>
-              <w:t>31</w:t>
+              <w:t>30</w:t>
             </w:r>
             <w:r>
               <w:rPr>
@@ -1261,7 +1262,7 @@
               <w14:ligatures w14:val="none"/>
             </w:rPr>
           </w:pPr>
-          <w:hyperlink w:anchor="_Toc231369153" w:history="1">
+          <w:hyperlink w:anchor="_Toc233120575" w:history="1">
             <w:r>
               <w:rPr>
                 <w:rStyle w:val="Hipervnculo"/>
@@ -1304,7 +1305,7 @@
                 <w:noProof/>
                 <w:webHidden/>
               </w:rPr>
-              <w:instrText xml:space="preserve"> PAGEREF _Toc231369153 \h </w:instrText>
+              <w:instrText xml:space="preserve"> PAGEREF _Toc233120575 \h </w:instrText>
             </w:r>
             <w:r>
               <w:rPr>
@@ -1324,7 +1325,7 @@
                 <w:noProof/>
                 <w:webHidden/>
               </w:rPr>
-              <w:t>34</w:t>
+              <w:t>33</w:t>
             </w:r>
             <w:r>
               <w:rPr>
@@ -1350,7 +1351,7 @@
               <w14:ligatures w14:val="none"/>
             </w:rPr>
           </w:pPr>
-          <w:hyperlink w:anchor="_Toc231369154" w:history="1">
+          <w:hyperlink w:anchor="_Toc233120576" w:history="1">
             <w:r>
               <w:rPr>
                 <w:rStyle w:val="Hipervnculo"/>
@@ -1377,7 +1378,7 @@
                 <w:noProof/>
                 <w:webHidden/>
               </w:rPr>
-              <w:instrText xml:space="preserve"> PAGEREF _Toc231369154 \h </w:instrText>
+              <w:instrText xml:space="preserve"> PAGEREF _Toc233120576 \h </w:instrText>
             </w:r>
             <w:r>
               <w:rPr>
@@ -1397,7 +1398,7 @@
                 <w:noProof/>
                 <w:webHidden/>
               </w:rPr>
-              <w:t>39</w:t>
+              <w:t>38</w:t>
             </w:r>
             <w:r>
               <w:rPr>
@@ -1423,7 +1424,7 @@
               <w14:ligatures w14:val="none"/>
             </w:rPr>
           </w:pPr>
-          <w:hyperlink w:anchor="_Toc231369155" w:history="1">
+          <w:hyperlink w:anchor="_Toc233120577" w:history="1">
             <w:r>
               <w:rPr>
                 <w:rStyle w:val="Hipervnculo"/>
@@ -1450,7 +1451,7 @@
                 <w:noProof/>
                 <w:webHidden/>
               </w:rPr>
-              <w:instrText xml:space="preserve"> PAGEREF _Toc231369155 \h </w:instrText>
+              <w:instrText xml:space="preserve"> PAGEREF _Toc233120577 \h </w:instrText>
             </w:r>
             <w:r>
               <w:rPr>
@@ -1496,7 +1497,7 @@
               <w14:ligatures w14:val="none"/>
             </w:rPr>
           </w:pPr>
-          <w:hyperlink w:anchor="_Toc231369156" w:history="1">
+          <w:hyperlink w:anchor="_Toc233120578" w:history="1">
             <w:r>
               <w:rPr>
                 <w:rStyle w:val="Hipervnculo"/>
@@ -1532,7 +1533,7 @@
                 <w:noProof/>
                 <w:webHidden/>
               </w:rPr>
-              <w:instrText xml:space="preserve"> PAGEREF _Toc231369156 \h </w:instrText>
+              <w:instrText xml:space="preserve"> PAGEREF _Toc233120578 \h </w:instrText>
             </w:r>
             <w:r>
               <w:rPr>
@@ -1552,7 +1553,7 @@
                 <w:noProof/>
                 <w:webHidden/>
               </w:rPr>
-              <w:t>47</w:t>
+              <w:t>46</w:t>
             </w:r>
             <w:r>
               <w:rPr>
@@ -1578,7 +1579,7 @@
               <w14:ligatures w14:val="none"/>
             </w:rPr>
           </w:pPr>
-          <w:hyperlink w:anchor="_Toc231369157" w:history="1">
+          <w:hyperlink w:anchor="_Toc233120579" w:history="1">
             <w:r>
               <w:rPr>
                 <w:rStyle w:val="Hipervnculo"/>
@@ -1621,7 +1622,7 @@
                 <w:noProof/>
                 <w:webHidden/>
               </w:rPr>
-              <w:instrText xml:space="preserve"> PAGEREF _Toc231369157 \h </w:instrText>
+              <w:instrText xml:space="preserve"> PAGEREF _Toc233120579 \h </w:instrText>
             </w:r>
             <w:r>
               <w:rPr>
@@ -1641,7 +1642,7 @@
                 <w:noProof/>
                 <w:webHidden/>
               </w:rPr>
-              <w:t>52</w:t>
+              <w:t>51</w:t>
             </w:r>
             <w:r>
               <w:rPr>
@@ -1667,7 +1668,7 @@
               <w14:ligatures w14:val="none"/>
             </w:rPr>
           </w:pPr>
-          <w:hyperlink w:anchor="_Toc231369158" w:history="1">
+          <w:hyperlink w:anchor="_Toc233120580" w:history="1">
             <w:r>
               <w:rPr>
                 <w:rStyle w:val="Hipervnculo"/>
@@ -1726,7 +1727,7 @@
                 <w:noProof/>
                 <w:webHidden/>
               </w:rPr>
-              <w:instrText xml:space="preserve"> PAGEREF _Toc231369158 \h </w:instrText>
+              <w:instrText xml:space="preserve"> PAGEREF _Toc233120580 \h </w:instrText>
             </w:r>
             <w:r>
               <w:rPr>
@@ -1746,7 +1747,7 @@
                 <w:noProof/>
                 <w:webHidden/>
               </w:rPr>
-              <w:t>57</w:t>
+              <w:t>56</w:t>
             </w:r>
             <w:r>
               <w:rPr>
@@ -1772,7 +1773,7 @@
               <w14:ligatures w14:val="none"/>
             </w:rPr>
           </w:pPr>
-          <w:hyperlink w:anchor="_Toc231369159" w:history="1">
+          <w:hyperlink w:anchor="_Toc233120581" w:history="1">
             <w:r>
               <w:rPr>
                 <w:rStyle w:val="Hipervnculo"/>
@@ -1799,7 +1800,7 @@
                 <w:noProof/>
                 <w:webHidden/>
               </w:rPr>
-              <w:instrText xml:space="preserve"> PAGEREF _Toc231369159 \h </w:instrText>
+              <w:instrText xml:space="preserve"> PAGEREF _Toc233120581 \h </w:instrText>
             </w:r>
             <w:r>
               <w:rPr>
@@ -1819,7 +1820,7 @@
                 <w:noProof/>
                 <w:webHidden/>
               </w:rPr>
-              <w:t>61</w:t>
+              <w:t>60</w:t>
             </w:r>
             <w:r>
               <w:rPr>
@@ -1845,7 +1846,7 @@
               <w14:ligatures w14:val="none"/>
             </w:rPr>
           </w:pPr>
-          <w:hyperlink w:anchor="_Toc231369160" w:history="1">
+          <w:hyperlink w:anchor="_Toc233120582" w:history="1">
             <w:r>
               <w:rPr>
                 <w:rStyle w:val="Hipervnculo"/>
@@ -1872,7 +1873,7 @@
                 <w:noProof/>
                 <w:webHidden/>
               </w:rPr>
-              <w:instrText xml:space="preserve"> PAGEREF _Toc231369160 \h </w:instrText>
+              <w:instrText xml:space="preserve"> PAGEREF _Toc233120582 \h </w:instrText>
             </w:r>
             <w:r>
               <w:rPr>
@@ -1892,7 +1893,7 @@
                 <w:noProof/>
                 <w:webHidden/>
               </w:rPr>
-              <w:t>67</w:t>
+              <w:t>66</w:t>
             </w:r>
             <w:r>
               <w:rPr>
@@ -1918,7 +1919,7 @@
               <w14:ligatures w14:val="none"/>
             </w:rPr>
           </w:pPr>
-          <w:hyperlink w:anchor="_Toc231369161" w:history="1">
+          <w:hyperlink w:anchor="_Toc233120583" w:history="1">
             <w:r>
               <w:rPr>
                 <w:rStyle w:val="Hipervnculo"/>
@@ -1945,7 +1946,7 @@
                 <w:noProof/>
                 <w:webHidden/>
               </w:rPr>
-              <w:instrText xml:space="preserve"> PAGEREF _Toc231369161 \h </w:instrText>
+              <w:instrText xml:space="preserve"> PAGEREF _Toc233120583 \h </w:instrText>
             </w:r>
             <w:r>
               <w:rPr>
@@ -1965,7 +1966,7 @@
                 <w:noProof/>
                 <w:webHidden/>
               </w:rPr>
-              <w:t>71</w:t>
+              <w:t>70</w:t>
             </w:r>
             <w:r>
               <w:rPr>
@@ -1982,7 +1983,6 @@
             <w:tabs>
               <w:tab w:val="right" w:leader="dot" w:pos="9962"/>
             </w:tabs>
-            <w:ind w:left="989" w:firstLine="0"/>
             <w:rPr>
               <w:rFonts w:eastAsiaTheme="minorEastAsia"/>
               <w:noProof/>
@@ -1992,7 +1992,7 @@
               <w14:ligatures w14:val="none"/>
             </w:rPr>
           </w:pPr>
-          <w:hyperlink w:anchor="_Toc231369162" w:history="1">
+          <w:hyperlink w:anchor="_Toc233120584" w:history="1">
             <w:r>
               <w:rPr>
                 <w:rStyle w:val="Hipervnculo"/>
@@ -2035,7 +2035,7 @@
                 <w:noProof/>
                 <w:webHidden/>
               </w:rPr>
-              <w:instrText xml:space="preserve"> PAGEREF _Toc231369162 \h </w:instrText>
+              <w:instrText xml:space="preserve"> PAGEREF _Toc233120584 \h </w:instrText>
             </w:r>
             <w:r>
               <w:rPr>
@@ -2055,7 +2055,7 @@
                 <w:noProof/>
                 <w:webHidden/>
               </w:rPr>
-              <w:t>76</w:t>
+              <w:t>75</w:t>
             </w:r>
             <w:r>
               <w:rPr>
@@ -2081,7 +2081,7 @@
               <w14:ligatures w14:val="none"/>
             </w:rPr>
           </w:pPr>
-          <w:hyperlink w:anchor="_Toc231369163" w:history="1">
+          <w:hyperlink w:anchor="_Toc233120585" w:history="1">
             <w:r>
               <w:rPr>
                 <w:rStyle w:val="Hipervnculo"/>
@@ -2108,7 +2108,7 @@
                 <w:noProof/>
                 <w:webHidden/>
               </w:rPr>
-              <w:instrText xml:space="preserve"> PAGEREF _Toc231369163 \h </w:instrText>
+              <w:instrText xml:space="preserve"> PAGEREF _Toc233120585 \h </w:instrText>
             </w:r>
             <w:r>
               <w:rPr>
@@ -2128,7 +2128,7 @@
                 <w:noProof/>
                 <w:webHidden/>
               </w:rPr>
-              <w:t>81</w:t>
+              <w:t>80</w:t>
             </w:r>
             <w:r>
               <w:rPr>
@@ -2154,7 +2154,7 @@
               <w14:ligatures w14:val="none"/>
             </w:rPr>
           </w:pPr>
-          <w:hyperlink w:anchor="_Toc231369164" w:history="1">
+          <w:hyperlink w:anchor="_Toc233120586" w:history="1">
             <w:r>
               <w:rPr>
                 <w:rStyle w:val="Hipervnculo"/>
@@ -2181,7 +2181,7 @@
                 <w:noProof/>
                 <w:webHidden/>
               </w:rPr>
-              <w:instrText xml:space="preserve"> PAGEREF _Toc231369164 \h </w:instrText>
+              <w:instrText xml:space="preserve"> PAGEREF _Toc233120586 \h </w:instrText>
             </w:r>
             <w:r>
               <w:rPr>
@@ -2201,7 +2201,7 @@
                 <w:noProof/>
                 <w:webHidden/>
               </w:rPr>
-              <w:t>83</w:t>
+              <w:t>82</w:t>
             </w:r>
             <w:r>
               <w:rPr>
@@ -2227,7 +2227,7 @@
               <w14:ligatures w14:val="none"/>
             </w:rPr>
           </w:pPr>
-          <w:hyperlink w:anchor="_Toc231369165" w:history="1">
+          <w:hyperlink w:anchor="_Toc233120587" w:history="1">
             <w:r>
               <w:rPr>
                 <w:rStyle w:val="Hipervnculo"/>
@@ -2254,7 +2254,7 @@
                 <w:noProof/>
                 <w:webHidden/>
               </w:rPr>
-              <w:instrText xml:space="preserve"> PAGEREF _Toc231369165 \h </w:instrText>
+              <w:instrText xml:space="preserve"> PAGEREF _Toc233120587 \h </w:instrText>
             </w:r>
             <w:r>
               <w:rPr>
@@ -2274,7 +2274,7 @@
                 <w:noProof/>
                 <w:webHidden/>
               </w:rPr>
-              <w:t>85</w:t>
+              <w:t>84</w:t>
             </w:r>
             <w:r>
               <w:rPr>
@@ -2300,7 +2300,7 @@
               <w14:ligatures w14:val="none"/>
             </w:rPr>
           </w:pPr>
-          <w:hyperlink w:anchor="_Toc231369166" w:history="1">
+          <w:hyperlink w:anchor="_Toc233120588" w:history="1">
             <w:r>
               <w:rPr>
                 <w:rStyle w:val="Hipervnculo"/>
@@ -2327,7 +2327,7 @@
                 <w:noProof/>
                 <w:webHidden/>
               </w:rPr>
-              <w:instrText xml:space="preserve"> PAGEREF _Toc231369166 \h </w:instrText>
+              <w:instrText xml:space="preserve"> PAGEREF _Toc233120588 \h </w:instrText>
             </w:r>
             <w:r>
               <w:rPr>
@@ -2347,7 +2347,7 @@
                 <w:noProof/>
                 <w:webHidden/>
               </w:rPr>
-              <w:t>86</w:t>
+              <w:t>85</w:t>
             </w:r>
             <w:r>
               <w:rPr>
@@ -2378,7 +2378,7 @@
           <w:lang w:val="es-CO"/>
         </w:rPr>
       </w:pPr>
-      <w:bookmarkStart w:id="1" w:name="_Toc231369144"/>
+      <w:bookmarkStart w:id="1" w:name="_Toc233120566"/>
       <w:r>
         <w:rPr>
           <w:lang w:val="es-CO"/>
@@ -2497,7 +2497,7 @@
           <w:lang w:val="es-CO"/>
         </w:rPr>
       </w:pPr>
-      <w:bookmarkStart w:id="2" w:name="_Toc231369145"/>
+      <w:bookmarkStart w:id="2" w:name="_Toc233120567"/>
       <w:r>
         <w:rPr>
           <w:lang w:val="es-CO"/>
@@ -3333,7 +3333,7 @@
           <w:lang w:val="es-CO"/>
         </w:rPr>
       </w:pPr>
-      <w:bookmarkStart w:id="3" w:name="_Toc231369146"/>
+      <w:bookmarkStart w:id="3" w:name="_Toc233120568"/>
       <w:r>
         <w:rPr>
           <w:lang w:val="es-CO"/>
@@ -4453,7 +4453,7 @@
           <w:lang w:val="es-CO"/>
         </w:rPr>
       </w:pPr>
-      <w:bookmarkStart w:id="4" w:name="_Toc231369147"/>
+      <w:bookmarkStart w:id="4" w:name="_Toc233120569"/>
       <w:r>
         <w:rPr>
           <w:lang w:val="es-CO"/>
@@ -5098,7 +5098,7 @@
           <w:lang w:val="es-CO"/>
         </w:rPr>
       </w:pPr>
-      <w:bookmarkStart w:id="5" w:name="_Toc231369148"/>
+      <w:bookmarkStart w:id="5" w:name="_Toc233120570"/>
       <w:r>
         <w:rPr>
           <w:lang w:val="es-CO"/>
@@ -5261,8 +5261,32 @@
     <w:p>
       <w:pPr>
         <w:pStyle w:val="Prrafodelista"/>
-        <w:ind w:left="1429" w:firstLine="0"/>
-      </w:pPr>
+        <w:numPr>
+          <w:ilvl w:val="0"/>
+          <w:numId w:val="8"/>
+        </w:numPr>
+        <w:rPr>
+          <w:b/>
+          <w:bCs/>
+        </w:rPr>
+      </w:pPr>
+      <w:r>
+        <w:rPr>
+          <w:b/>
+          <w:bCs/>
+        </w:rPr>
+        <w:t>Organización lógica de los datos en el sistema</w:t>
+      </w:r>
+    </w:p>
+    <w:p>
+      <w:r>
+        <w:t>Una vez definidos los componentes básicos, los datos se disponen dentro de estructuras lógicas que permiten su interpretación, manipulación y gestión bajo criterios uniformes. Esta organización define la forma en que los datos se relacionan, cómo pueden ser modificados y bajo qué condiciones se accede a ellos, manteniendo estabilidad en la estructura del sistema.</w:t>
+      </w:r>
+    </w:p>
+    <w:p>
+      <w:r>
+        <w:t>El control de los datos se ejerce mediante la aplicación de reglas que aseguran su validez y coherencia a lo largo del tiempo. Estas condiciones evitan inconsistencias, preservan la integridad de la información y garantizan que las operaciones realizadas no alteren la estructura definida.</w:t>
+      </w:r>
     </w:p>
     <w:p>
       <w:pPr>
@@ -5281,45 +5305,16 @@
           <w:b/>
           <w:bCs/>
         </w:rPr>
-        <w:t>Organización lógica de los datos en el sistema</w:t>
-      </w:r>
-    </w:p>
-    <w:p>
-      <w:r>
-        <w:t>Una vez definidos los componentes básicos, los datos se disponen dentro de estructuras lógicas que permiten su interpretación, manipulación y gestión bajo criterios uniformes. Esta organización define la forma en que los datos se relacionan, cómo pueden ser modificados y bajo qué condiciones se accede a ellos, manteniendo estabilidad en la estructura del sistema.</w:t>
-      </w:r>
-    </w:p>
-    <w:p>
-      <w:r>
-        <w:t>El control de los datos se ejerce mediante la aplicación de reglas que aseguran su validez y coherencia a lo largo del tiempo. Estas condiciones evitan inconsistencias, preservan la integridad de la información y garantizan que las operaciones realizadas no alteren la estructura definida.</w:t>
-      </w:r>
-    </w:p>
-    <w:p/>
-    <w:p/>
-    <w:p>
-      <w:pPr>
-        <w:pStyle w:val="Prrafodelista"/>
-        <w:numPr>
-          <w:ilvl w:val="0"/>
-          <w:numId w:val="8"/>
-        </w:numPr>
-        <w:rPr>
-          <w:b/>
-          <w:bCs/>
-        </w:rPr>
-      </w:pPr>
-      <w:r>
-        <w:rPr>
-          <w:b/>
-          <w:bCs/>
-        </w:rPr>
+        <w:t>Preparación estructural previa a la implementación</w:t>
+      </w:r>
+    </w:p>
+    <w:p>
+      <w:r>
+        <w:t xml:space="preserve">Antes de ser incorporados a un sistema de bases de datos, los datos deben pasar por un proceso de preparación estructural que permita validar su organización y </w:t>
+      </w:r>
+      <w:r>
         <w:lastRenderedPageBreak/>
-        <w:t>Preparación estructural previa a la implementación</w:t>
-      </w:r>
-    </w:p>
-    <w:p>
-      <w:r>
-        <w:t>Antes de ser incorporados a un sistema de bases de datos, los datos deben pasar por un proceso de preparación estructural que permita validar su organización y asegurar su correcta integración. Esta etapa se orienta a revisar las estructuras definidas, ajustar la organización de la información y aplicar criterios que reduzcan errores en etapas posteriores.</w:t>
+        <w:t>asegurar su correcta integración. Esta etapa se orienta a revisar las estructuras definidas, ajustar la organización de la información y aplicar criterios que reduzcan errores en etapas posteriores.</w:t>
       </w:r>
     </w:p>
     <w:p>
@@ -5402,7 +5397,6 @@
           <w:b/>
           <w:bCs/>
         </w:rPr>
-        <w:lastRenderedPageBreak/>
         <w:t>Validación.</w:t>
       </w:r>
       <w:r>
@@ -5422,11 +5416,12 @@
           <w:lang w:val="es-CO"/>
         </w:rPr>
       </w:pPr>
-      <w:bookmarkStart w:id="6" w:name="_Toc231369149"/>
+      <w:bookmarkStart w:id="6" w:name="_Toc233120571"/>
       <w:r>
         <w:rPr>
           <w:lang w:val="es-CO"/>
         </w:rPr>
+        <w:lastRenderedPageBreak/>
         <w:t>Diccionario de datos y estándares de nombrado</w:t>
       </w:r>
       <w:bookmarkEnd w:id="6"/>
@@ -5726,7 +5721,6 @@
               <w:rPr>
                 <w:szCs w:val="24"/>
               </w:rPr>
-              <w:lastRenderedPageBreak/>
               <w:t>Estándares de nombrado.</w:t>
             </w:r>
           </w:p>
@@ -5870,6 +5864,7 @@
     </w:p>
     <w:p>
       <w:r>
+        <w:lastRenderedPageBreak/>
         <w:t>El diccionario de datos es una estructura organizada que permite documentar de manera formal los elementos que componen un sistema de información. Su función principal es definir qué representa cada dato, cómo se estructura y bajo qué condiciones debe ser utilizado, actuando como un repositorio técnico que aporta claridad y coherencia a la gestión de la información.</w:t>
       </w:r>
     </w:p>
@@ -5919,11 +5914,9 @@
     </w:p>
     <w:p>
       <w:r>
-        <w:lastRenderedPageBreak/>
         <w:t>Asimismo, la incorporación de metadatos proporciona información adicional sobre las características y restricciones de los datos, fortaleciendo el control y la calidad de la estructura de información.</w:t>
       </w:r>
     </w:p>
-    <w:p/>
     <w:p>
       <w:pPr>
         <w:pStyle w:val="Prrafodelista"/>
@@ -5951,6 +5944,7 @@
     </w:p>
     <w:p>
       <w:r>
+        <w:lastRenderedPageBreak/>
         <w:t>La aplicación consistente de estos estándares facilita la identificación de los datos, mejora la comprensión de la estructura de información y contribuye al mantenimiento del sistema, ya que los elementos conservan una nomenclatura coherente a lo largo del tiempo.</w:t>
       </w:r>
     </w:p>
@@ -6030,7 +6024,6 @@
           <w:b/>
           <w:bCs/>
         </w:rPr>
-        <w:lastRenderedPageBreak/>
         <w:t>Longitud.</w:t>
       </w:r>
       <w:r>
@@ -6088,6 +6081,7 @@
           <w:b/>
           <w:bCs/>
         </w:rPr>
+        <w:lastRenderedPageBreak/>
         <w:t>Convención.</w:t>
       </w:r>
       <w:r>
@@ -6137,7 +6131,7 @@
           <w:lang w:val="es-CO"/>
         </w:rPr>
       </w:pPr>
-      <w:bookmarkStart w:id="7" w:name="_Toc231369150"/>
+      <w:bookmarkStart w:id="7" w:name="_Toc233120572"/>
       <w:r>
         <w:rPr>
           <w:lang w:val="es-CO"/>
@@ -6153,6 +6147,7 @@
     </w:p>
     <w:p>
       <w:r>
+        <w:lastRenderedPageBreak/>
         <w:t>La aplicación de la normalización no se concibe como una acción aislada, sino como una estructuración progresiva de los datos. A través de distintos niveles, se revisa y ajusta la forma en que los datos se agrupan y se relacionan, transformando esquemas iniciales que pueden contener duplicidades o dependencias innecesarias en estructuras más claras, consistentes y controladas. Este enfoque permite que las operaciones sobre la información se ejecuten bajo condiciones estables y previsibles.</w:t>
       </w:r>
     </w:p>
@@ -6183,7 +6178,6 @@
     </w:p>
     <w:p>
       <w:r>
-        <w:lastRenderedPageBreak/>
         <w:t>De manera general, las principales formas normales se caracterizan por los siguientes criterios:</w:t>
       </w:r>
     </w:p>
@@ -6238,6 +6232,7 @@
           <w:b/>
           <w:bCs/>
         </w:rPr>
+        <w:lastRenderedPageBreak/>
         <w:t>Tercera forma normal (3FN).</w:t>
       </w:r>
       <w:r>
@@ -6284,15 +6279,6 @@
     </w:p>
     <w:p>
       <w:pPr>
-        <w:spacing w:before="0" w:after="160" w:line="259" w:lineRule="auto"/>
-        <w:ind w:firstLine="0"/>
-      </w:pPr>
-      <w:r>
-        <w:br w:type="page"/>
-      </w:r>
-    </w:p>
-    <w:p>
-      <w:pPr>
         <w:pStyle w:val="Prrafodelista"/>
         <w:numPr>
           <w:ilvl w:val="0"/>
@@ -6308,22 +6294,22 @@
           <w:b/>
           <w:bCs/>
         </w:rPr>
+        <w:t>Dependencias, redundancia y control estructural</w:t>
+      </w:r>
+    </w:p>
+    <w:p>
+      <w:r>
+        <w:t>Un elemento central en la normalización es la identificación de las dependencias entre los datos. Estas dependencias determinan cómo un atributo se relaciona con otro y bajo qué condiciones puede ser derivado. Un análisis adecuado permite detectar relaciones incorrectas que generan duplicidades o inconsistencias y ajustar la estructura para que cada dato dependa únicamente de los elementos necesarios para su definición.</w:t>
+      </w:r>
+    </w:p>
+    <w:p>
+      <w:r>
+        <w:t>Como resultado de este proceso, se logra una organización sin redundancia, donde cada dato se almacena una sola vez y se vincula con otros mediante relaciones bien definidas. Esta disposición facilita la actualización de la información, mejora la eficiencia del almacenamiento y reduce el riesgo de inconsistencias cuando se realizan modificaciones en el sistema.</w:t>
+      </w:r>
+    </w:p>
+    <w:p>
+      <w:r>
         <w:lastRenderedPageBreak/>
-        <w:t>Dependencias, redundancia y control estructural</w:t>
-      </w:r>
-    </w:p>
-    <w:p>
-      <w:r>
-        <w:t>Un elemento central en la normalización es la identificación de las dependencias entre los datos. Estas dependencias determinan cómo un atributo se relaciona con otro y bajo qué condiciones puede ser derivado. Un análisis adecuado permite detectar relaciones incorrectas que generan duplicidades o inconsistencias y ajustar la estructura para que cada dato dependa únicamente de los elementos necesarios para su definición.</w:t>
-      </w:r>
-    </w:p>
-    <w:p>
-      <w:r>
-        <w:t>Como resultado de este proceso, se logra una organización sin redundancia, donde cada dato se almacena una sola vez y se vincula con otros mediante relaciones bien definidas. Esta disposición facilita la actualización de la información, mejora la eficiencia del almacenamiento y reduce el riesgo de inconsistencias cuando se realizan modificaciones en el sistema.</w:t>
-      </w:r>
-    </w:p>
-    <w:p>
-      <w:r>
         <w:t>Una base de datos normalizada presenta un mayor control estructural, ya que las reglas que regulan el almacenamiento, la relación y la modificación de los datos se aplican de manera consistente. Esto permite mantener la coherencia de la información frente a diferentes operaciones y evita errores derivados de una organización deficiente.</w:t>
       </w:r>
     </w:p>
@@ -6354,36 +6340,45 @@
     </w:p>
     <w:p>
       <w:r>
+        <w:t>Durante este proceso, es fundamental asegurar la preservación de dependencias, de modo que las reglas que describen las relaciones entre atributos sigan siendo válidas después de la transformación del esquema. Asimismo, la verificación del esquema permite confirmar la correcta asignación de claves, la ausencia de redundancias y la consistencia general de la estructura, asegurando que el modelo resultante sea técnicamente sólido y operativo.</w:t>
+      </w:r>
+    </w:p>
+    <w:p>
+      <w:r>
+        <w:t>Para finalizar, se presentan los elementos que permiten evaluar de manera más técnica cómo se comporta la normalización en distintos niveles, considerando no solo las condiciones de cada forma normal, sino también aspectos operativos como el tipo de dependencia tratada, el nivel de descomposición aplicado y el impacto estructural que se genera en el esquema de datos:</w:t>
+      </w:r>
+    </w:p>
+    <w:p>
+      <w:pPr>
+        <w:spacing w:before="0" w:after="160" w:line="259" w:lineRule="auto"/>
+        <w:ind w:firstLine="0"/>
+      </w:pPr>
+      <w:r>
+        <w:br w:type="page"/>
+      </w:r>
+    </w:p>
+    <w:p>
+      <w:pPr>
+        <w:pStyle w:val="Tabla"/>
+      </w:pPr>
+      <w:r>
         <w:lastRenderedPageBreak/>
-        <w:t>Durante este proceso, es fundamental asegurar la preservación de dependencias, de modo que las reglas que describen las relaciones entre atributos sigan siendo válidas después de la transformación del esquema. Asimismo, la verificación del esquema permite confirmar la correcta asignación de claves, la ausencia de redundancias y la consistencia general de la estructura, asegurando que el modelo resultante sea técnicamente sólido y operativo.</w:t>
-      </w:r>
-    </w:p>
-    <w:p>
-      <w:r>
-        <w:t>Para finalizar, se presentan los elementos que permiten evaluar de manera más técnica cómo se comporta la normalización en distintos niveles, considerando no solo las condiciones de cada forma normal, sino también aspectos operativos como el tipo de dependencia tratada, el nivel de descomposición aplicado y el impacto estructural que se genera en el esquema de datos:</w:t>
-      </w:r>
-    </w:p>
-    <w:p>
-      <w:pPr>
-        <w:pStyle w:val="Tabla"/>
-      </w:pPr>
-      <w:r>
         <w:t>Evaluación técnica del proceso de normalización en bases de datos</w:t>
       </w:r>
     </w:p>
     <w:tbl>
       <w:tblPr>
         <w:tblStyle w:val="SENA"/>
-        <w:tblW w:w="0" w:type="auto"/>
+        <w:tblW w:w="10206" w:type="dxa"/>
         <w:tblLook w:val="04A0" w:firstRow="1" w:lastRow="0" w:firstColumn="1" w:lastColumn="0" w:noHBand="0" w:noVBand="1"/>
       </w:tblPr>
       <w:tblGrid>
-        <w:gridCol w:w="1584"/>
-        <w:gridCol w:w="1601"/>
-        <w:gridCol w:w="1839"/>
-        <w:gridCol w:w="1674"/>
-        <w:gridCol w:w="1802"/>
-        <w:gridCol w:w="1462"/>
+        <w:gridCol w:w="1622"/>
+        <w:gridCol w:w="1640"/>
+        <w:gridCol w:w="1885"/>
+        <w:gridCol w:w="1715"/>
+        <w:gridCol w:w="1847"/>
+        <w:gridCol w:w="1497"/>
       </w:tblGrid>
       <w:tr>
         <w:trPr>
@@ -6392,7 +6387,7 @@
         </w:trPr>
         <w:tc>
           <w:tcPr>
-            <w:tcW w:w="1838" w:type="dxa"/>
+            <w:tcW w:w="988" w:type="dxa"/>
             <w:hideMark/>
           </w:tcPr>
           <w:p>
@@ -6409,7 +6404,7 @@
         </w:tc>
         <w:tc>
           <w:tcPr>
-            <w:tcW w:w="1486" w:type="dxa"/>
+            <w:tcW w:w="2274" w:type="dxa"/>
             <w:hideMark/>
           </w:tcPr>
           <w:p>
@@ -6460,7 +6455,7 @@
         </w:tc>
         <w:tc>
           <w:tcPr>
-            <w:tcW w:w="0" w:type="auto"/>
+            <w:tcW w:w="1847" w:type="dxa"/>
             <w:hideMark/>
           </w:tcPr>
           <w:p>
@@ -6477,7 +6472,7 @@
         </w:tc>
         <w:tc>
           <w:tcPr>
-            <w:tcW w:w="0" w:type="auto"/>
+            <w:tcW w:w="1497" w:type="dxa"/>
             <w:hideMark/>
           </w:tcPr>
           <w:p>
@@ -6499,7 +6494,7 @@
         </w:trPr>
         <w:tc>
           <w:tcPr>
-            <w:tcW w:w="1838" w:type="dxa"/>
+            <w:tcW w:w="988" w:type="dxa"/>
             <w:hideMark/>
           </w:tcPr>
           <w:p>
@@ -6519,7 +6514,7 @@
         </w:tc>
         <w:tc>
           <w:tcPr>
-            <w:tcW w:w="1486" w:type="dxa"/>
+            <w:tcW w:w="2274" w:type="dxa"/>
             <w:hideMark/>
           </w:tcPr>
           <w:p>
@@ -6579,7 +6574,7 @@
         </w:tc>
         <w:tc>
           <w:tcPr>
-            <w:tcW w:w="0" w:type="auto"/>
+            <w:tcW w:w="1847" w:type="dxa"/>
             <w:hideMark/>
           </w:tcPr>
           <w:p>
@@ -6599,7 +6594,7 @@
         </w:tc>
         <w:tc>
           <w:tcPr>
-            <w:tcW w:w="0" w:type="auto"/>
+            <w:tcW w:w="1497" w:type="dxa"/>
             <w:hideMark/>
           </w:tcPr>
           <w:p>
@@ -6621,7 +6616,7 @@
       <w:tr>
         <w:tc>
           <w:tcPr>
-            <w:tcW w:w="1838" w:type="dxa"/>
+            <w:tcW w:w="988" w:type="dxa"/>
             <w:hideMark/>
           </w:tcPr>
           <w:p>
@@ -6641,7 +6636,7 @@
         </w:tc>
         <w:tc>
           <w:tcPr>
-            <w:tcW w:w="1486" w:type="dxa"/>
+            <w:tcW w:w="2274" w:type="dxa"/>
             <w:hideMark/>
           </w:tcPr>
           <w:p>
@@ -6701,7 +6696,7 @@
         </w:tc>
         <w:tc>
           <w:tcPr>
-            <w:tcW w:w="0" w:type="auto"/>
+            <w:tcW w:w="1847" w:type="dxa"/>
             <w:hideMark/>
           </w:tcPr>
           <w:p>
@@ -6721,7 +6716,7 @@
         </w:tc>
         <w:tc>
           <w:tcPr>
-            <w:tcW w:w="0" w:type="auto"/>
+            <w:tcW w:w="1497" w:type="dxa"/>
             <w:hideMark/>
           </w:tcPr>
           <w:p>
@@ -6746,7 +6741,7 @@
         </w:trPr>
         <w:tc>
           <w:tcPr>
-            <w:tcW w:w="1838" w:type="dxa"/>
+            <w:tcW w:w="988" w:type="dxa"/>
             <w:hideMark/>
           </w:tcPr>
           <w:p>
@@ -6766,7 +6761,7 @@
         </w:tc>
         <w:tc>
           <w:tcPr>
-            <w:tcW w:w="1486" w:type="dxa"/>
+            <w:tcW w:w="2274" w:type="dxa"/>
             <w:hideMark/>
           </w:tcPr>
           <w:p>
@@ -6826,7 +6821,7 @@
         </w:tc>
         <w:tc>
           <w:tcPr>
-            <w:tcW w:w="0" w:type="auto"/>
+            <w:tcW w:w="1847" w:type="dxa"/>
             <w:hideMark/>
           </w:tcPr>
           <w:p>
@@ -6846,7 +6841,7 @@
         </w:tc>
         <w:tc>
           <w:tcPr>
-            <w:tcW w:w="0" w:type="auto"/>
+            <w:tcW w:w="1497" w:type="dxa"/>
             <w:hideMark/>
           </w:tcPr>
           <w:p>
@@ -6868,28 +6863,27 @@
       <w:tr>
         <w:tc>
           <w:tcPr>
-            <w:tcW w:w="1838" w:type="dxa"/>
-            <w:hideMark/>
-          </w:tcPr>
-          <w:p>
-            <w:pPr>
-              <w:pStyle w:val="TextoTablas"/>
-              <w:rPr>
-                <w:szCs w:val="24"/>
-              </w:rPr>
-            </w:pPr>
-            <w:r>
-              <w:rPr>
-                <w:szCs w:val="24"/>
-              </w:rPr>
-              <w:lastRenderedPageBreak/>
+            <w:tcW w:w="988" w:type="dxa"/>
+            <w:hideMark/>
+          </w:tcPr>
+          <w:p>
+            <w:pPr>
+              <w:pStyle w:val="TextoTablas"/>
+              <w:rPr>
+                <w:szCs w:val="24"/>
+              </w:rPr>
+            </w:pPr>
+            <w:r>
+              <w:rPr>
+                <w:szCs w:val="24"/>
+              </w:rPr>
               <w:t>BCNF.</w:t>
             </w:r>
           </w:p>
         </w:tc>
         <w:tc>
           <w:tcPr>
-            <w:tcW w:w="1486" w:type="dxa"/>
+            <w:tcW w:w="2274" w:type="dxa"/>
             <w:hideMark/>
           </w:tcPr>
           <w:p>
@@ -6949,7 +6943,7 @@
         </w:tc>
         <w:tc>
           <w:tcPr>
-            <w:tcW w:w="0" w:type="auto"/>
+            <w:tcW w:w="1847" w:type="dxa"/>
             <w:hideMark/>
           </w:tcPr>
           <w:p>
@@ -6969,7 +6963,7 @@
         </w:tc>
         <w:tc>
           <w:tcPr>
-            <w:tcW w:w="0" w:type="auto"/>
+            <w:tcW w:w="1497" w:type="dxa"/>
             <w:hideMark/>
           </w:tcPr>
           <w:p>
@@ -6994,7 +6988,7 @@
         </w:trPr>
         <w:tc>
           <w:tcPr>
-            <w:tcW w:w="1838" w:type="dxa"/>
+            <w:tcW w:w="988" w:type="dxa"/>
             <w:hideMark/>
           </w:tcPr>
           <w:p>
@@ -7014,7 +7008,7 @@
         </w:tc>
         <w:tc>
           <w:tcPr>
-            <w:tcW w:w="1486" w:type="dxa"/>
+            <w:tcW w:w="2274" w:type="dxa"/>
             <w:hideMark/>
           </w:tcPr>
           <w:p>
@@ -7088,7 +7082,7 @@
         </w:tc>
         <w:tc>
           <w:tcPr>
-            <w:tcW w:w="0" w:type="auto"/>
+            <w:tcW w:w="1847" w:type="dxa"/>
             <w:hideMark/>
           </w:tcPr>
           <w:p>
@@ -7108,7 +7102,7 @@
         </w:tc>
         <w:tc>
           <w:tcPr>
-            <w:tcW w:w="0" w:type="auto"/>
+            <w:tcW w:w="1497" w:type="dxa"/>
             <w:hideMark/>
           </w:tcPr>
           <w:p>
@@ -7130,7 +7124,7 @@
       <w:tr>
         <w:tc>
           <w:tcPr>
-            <w:tcW w:w="1838" w:type="dxa"/>
+            <w:tcW w:w="988" w:type="dxa"/>
             <w:hideMark/>
           </w:tcPr>
           <w:p>
@@ -7150,7 +7144,7 @@
         </w:tc>
         <w:tc>
           <w:tcPr>
-            <w:tcW w:w="1486" w:type="dxa"/>
+            <w:tcW w:w="2274" w:type="dxa"/>
             <w:hideMark/>
           </w:tcPr>
           <w:p>
@@ -7210,7 +7204,7 @@
         </w:tc>
         <w:tc>
           <w:tcPr>
-            <w:tcW w:w="0" w:type="auto"/>
+            <w:tcW w:w="1847" w:type="dxa"/>
             <w:hideMark/>
           </w:tcPr>
           <w:p>
@@ -7230,7 +7224,7 @@
         </w:tc>
         <w:tc>
           <w:tcPr>
-            <w:tcW w:w="0" w:type="auto"/>
+            <w:tcW w:w="1497" w:type="dxa"/>
             <w:hideMark/>
           </w:tcPr>
           <w:p>
@@ -7282,7 +7276,7 @@
           <w:lang w:val="es-CO"/>
         </w:rPr>
       </w:pPr>
-      <w:bookmarkStart w:id="8" w:name="_Toc231369151"/>
+      <w:bookmarkStart w:id="8" w:name="_Toc233120573"/>
       <w:r>
         <w:rPr>
           <w:lang w:val="es-CO"/>
@@ -8021,7 +8015,19 @@
               <w:rPr>
                 <w:szCs w:val="24"/>
               </w:rPr>
-              <w:t>Registro y auditoria.</w:t>
+              <w:t>Registro y auditor</w:t>
+            </w:r>
+            <w:r>
+              <w:rPr>
+                <w:szCs w:val="24"/>
+              </w:rPr>
+              <w:t>í</w:t>
+            </w:r>
+            <w:r>
+              <w:rPr>
+                <w:szCs w:val="24"/>
+              </w:rPr>
+              <w:t>a.</w:t>
             </w:r>
           </w:p>
         </w:tc>
@@ -8172,7 +8178,7 @@
           <w:lang w:val="es-CO"/>
         </w:rPr>
       </w:pPr>
-      <w:bookmarkStart w:id="9" w:name="_Toc231369152"/>
+      <w:bookmarkStart w:id="9" w:name="_Toc233120574"/>
       <w:r>
         <w:rPr>
           <w:lang w:val="es-CO"/>
@@ -8890,7 +8896,7 @@
           <w:lang w:val="es-CO"/>
         </w:rPr>
       </w:pPr>
-      <w:bookmarkStart w:id="10" w:name="_Toc231369153"/>
+      <w:bookmarkStart w:id="10" w:name="_Toc233120575"/>
       <w:r>
         <w:rPr>
           <w:rStyle w:val="Extranjerismo"/>
@@ -8916,7 +8922,13 @@
         <w:t>big</w:t>
       </w:r>
       <w:r>
-        <w:t xml:space="preserve"> data se refiere al tratamiento y gestión de grandes volúmenes de datos cuya magnitud, diversidad y velocidad de generación superan las capacidades de las herramientas tradicionales. Este tipo de información exige infraestructuras especializadas que permitan almacenar, procesar e integrar datos provenientes de múltiples fuentes, manteniendo su disponibilidad y utilidad en distintos contextos operativos.</w:t>
+        <w:rPr>
+          <w:rStyle w:val="Extranjerismo"/>
+        </w:rPr>
+        <w:t xml:space="preserve"> data</w:t>
+      </w:r>
+      <w:r>
+        <w:t xml:space="preserve"> se refiere al tratamiento y gestión de grandes volúmenes de datos cuya magnitud, diversidad y velocidad de generación superan las capacidades de las herramientas tradicionales. Este tipo de información exige infraestructuras especializadas que permitan almacenar, procesar e integrar datos provenientes de múltiples fuentes, manteniendo su disponibilidad y utilidad en distintos contextos operativos.</w:t>
       </w:r>
     </w:p>
     <w:p>
@@ -8931,16 +8943,28 @@
         <w:t>big</w:t>
       </w:r>
       <w:r>
-        <w:t xml:space="preserve"> data se apoya en arquitecturas distribuidas que fragmentan los datos en múltiples nodos y habilitan el procesamiento paralelo, reduciendo tiempos de respuesta y mejorando la eficiencia del sistema. Estas arquitecturas permiten manejar información estructurada, semiestructurada y no estructurada, favoreciendo la flexibilidad y la adaptabilidad frente a escenarios cambiantes. En este entorno, el valor del </w:t>
-      </w:r>
-      <w:r>
         <w:rPr>
           <w:rStyle w:val="Extranjerismo"/>
         </w:rPr>
+        <w:t xml:space="preserve"> data </w:t>
+      </w:r>
+      <w:r>
+        <w:t xml:space="preserve">se apoya en arquitecturas distribuidas que fragmentan los datos en múltiples nodos y habilitan el procesamiento paralelo, reduciendo tiempos de respuesta y mejorando la eficiencia del sistema. Estas arquitecturas permiten manejar información estructurada, semiestructurada y no estructurada, favoreciendo la flexibilidad y la adaptabilidad frente a escenarios cambiantes. En este entorno, el valor del </w:t>
+      </w:r>
+      <w:r>
+        <w:rPr>
+          <w:rStyle w:val="Extranjerismo"/>
+        </w:rPr>
         <w:t>big</w:t>
       </w:r>
       <w:r>
-        <w:t xml:space="preserve"> data no reside únicamente en el almacenamiento, sino en la capacidad de transformar grandes volúmenes de datos en información significativa para el análisis y la toma de decisiones.</w:t>
+        <w:rPr>
+          <w:rStyle w:val="Extranjerismo"/>
+        </w:rPr>
+        <w:t xml:space="preserve"> data</w:t>
+      </w:r>
+      <w:r>
+        <w:t xml:space="preserve"> no reside únicamente en el almacenamiento, sino en la capacidad de transformar grandes volúmenes de datos en información significativa para el análisis y la toma de decisiones.</w:t>
       </w:r>
     </w:p>
     <w:p>
@@ -8972,10 +8996,6 @@
     <w:p>
       <w:pPr>
         <w:pStyle w:val="Figura"/>
-        <w:tabs>
-          <w:tab w:val="clear" w:pos="1134"/>
-          <w:tab w:val="left" w:pos="993"/>
-        </w:tabs>
       </w:pPr>
       <w:r>
         <w:t xml:space="preserve">Las cinco dimensiones del </w:t>
@@ -8987,6 +9007,9 @@
         <w:t>big</w:t>
       </w:r>
       <w:r>
+        <w:rPr>
+          <w:rStyle w:val="Extranjerismo"/>
+        </w:rPr>
         <w:t xml:space="preserve"> data</w:t>
       </w:r>
     </w:p>
@@ -9002,10 +9025,10 @@
           <w:lang w:eastAsia="es-CO"/>
         </w:rPr>
         <w:drawing>
-          <wp:inline distT="0" distB="0" distL="0" distR="0" wp14:anchorId="4C3528A7" wp14:editId="792D17E4">
+          <wp:inline distT="0" distB="0" distL="0" distR="0" wp14:anchorId="4C3528A7" wp14:editId="639C09B2">
             <wp:extent cx="6352441" cy="2630906"/>
             <wp:effectExtent l="0" t="0" r="0" b="0"/>
-            <wp:docPr id="2" name="Imagen 2" descr="P488#yIS1"/>
+            <wp:docPr id="2" name="Imagen 2" descr="Figura 1 que menciona las 5 dimensiones o 5 “V” del big data, las cuales son: volumen, velocidad, variedad, veracidad y valor."/>
             <wp:cNvGraphicFramePr>
               <a:graphicFrameLocks xmlns:a="http://schemas.openxmlformats.org/drawingml/2006/main" noChangeAspect="1"/>
             </wp:cNvGraphicFramePr>
@@ -9013,7 +9036,7 @@
               <a:graphicData uri="http://schemas.openxmlformats.org/drawingml/2006/picture">
                 <pic:pic xmlns:pic="http://schemas.openxmlformats.org/drawingml/2006/picture">
                   <pic:nvPicPr>
-                    <pic:cNvPr id="2" name="Imagen 2" descr="P488#yIS1"/>
+                    <pic:cNvPr id="2" name="Imagen 2" descr="Figura 1 que menciona las 5 dimensiones o 5 “V” del big data, las cuales son: volumen, velocidad, variedad, veracidad y valor."/>
                     <pic:cNvPicPr>
                       <a:picLocks noChangeAspect="1" noChangeArrowheads="1"/>
                     </pic:cNvPicPr>
@@ -9063,11 +9086,17 @@
         <w:t>big</w:t>
       </w:r>
       <w:r>
-        <w:t xml:space="preserve"> data dentro de los sistemas de información se comprende a partir de cinco dimensiones que definen sus exigencias técnicas y operativas: el volumen representa la cantidad masiva de datos que deben ser almacenados y gestionados; la velocidad se relaciona con la </w:t>
+        <w:rPr>
+          <w:rStyle w:val="Extranjerismo"/>
+        </w:rPr>
+        <w:t xml:space="preserve"> data</w:t>
+      </w:r>
+      <w:r>
+        <w:t xml:space="preserve"> dentro de los sistemas de información se comprende a partir de cinco dimensiones que definen sus exigencias técnicas y operativas: el volumen representa la cantidad masiva de datos que deben ser almacenados y gestionados; la velocidad se </w:t>
       </w:r>
       <w:r>
         <w:lastRenderedPageBreak/>
-        <w:t>generación continua de información y la necesidad de procesamiento oportuno; la variedad alude a la coexistencia de múltiples formatos y fuentes de datos; la veracidad se vincula con la calidad y confiabilidad de la información; mientras que el valor se manifiesta cuando los datos procesados generan conocimiento útil para apoyar decisiones.</w:t>
+        <w:t>relaciona con la generación continua de información y la necesidad de procesamiento oportuno; la variedad alude a la coexistencia de múltiples formatos y fuentes de datos; la veracidad se vincula con la calidad y confiabilidad de la información; mientras que el valor se manifiesta cuando los datos procesados generan conocimiento útil para apoyar decisiones.</w:t>
       </w:r>
     </w:p>
     <w:p>
@@ -9106,6 +9135,7 @@
       </w:r>
       <w:r>
         <w:rPr>
+          <w:rStyle w:val="Extranjerismo"/>
           <w:b/>
           <w:bCs/>
         </w:rPr>
@@ -9123,7 +9153,13 @@
         <w:t>big</w:t>
       </w:r>
       <w:r>
-        <w:t xml:space="preserve"> data dentro de los sistemas de información:</w:t>
+        <w:rPr>
+          <w:rStyle w:val="Extranjerismo"/>
+        </w:rPr>
+        <w:t xml:space="preserve"> data</w:t>
+      </w:r>
+      <w:r>
+        <w:t xml:space="preserve"> dentro de los sistemas de información:</w:t>
       </w:r>
     </w:p>
     <w:p>
@@ -9268,17 +9304,18 @@
       </w:r>
       <w:r>
         <w:rPr>
+          <w:rStyle w:val="Extranjerismo"/>
           <w:b/>
           <w:bCs/>
         </w:rPr>
-        <w:t xml:space="preserve"> </w:t>
+        <w:t xml:space="preserve"> data</w:t>
       </w:r>
       <w:r>
         <w:rPr>
           <w:b/>
           <w:bCs/>
         </w:rPr>
-        <w:t>data en los sistemas de información</w:t>
+        <w:t xml:space="preserve"> en los sistemas de información</w:t>
       </w:r>
     </w:p>
     <w:p>
@@ -9292,16 +9329,46 @@
         <w:t>big</w:t>
       </w:r>
       <w:r>
-        <w:t xml:space="preserve"> data permite organizar, analizar y monitorear grandes conjuntos de datos de manera continua. Su aplicación fortalece el control de la información, facilita la generación de conocimiento y mejora la capacidad del sistema para responder a necesidades operativas y estratégicas. Al integrar procesamiento, análisis y control de calidad, el </w:t>
-      </w:r>
-      <w:r>
         <w:rPr>
           <w:rStyle w:val="Extranjerismo"/>
         </w:rPr>
-        <w:t>Big</w:t>
-      </w:r>
-      <w:r>
-        <w:t xml:space="preserve"> Data se convierte en un elemento transversal que soporta la gestión eficiente de la información.</w:t>
+        <w:t xml:space="preserve"> data</w:t>
+      </w:r>
+      <w:r>
+        <w:t xml:space="preserve"> permite organizar, analizar y monitorear grandes conjuntos de datos de manera continua. Su aplicación fortalece el control de la información, facilita la generación de conocimiento y mejora la capacidad del sistema para responder a necesidades operativas y estratégicas. Al integrar procesamiento, análisis y control de calidad, el </w:t>
+      </w:r>
+      <w:r>
+        <w:rPr>
+          <w:rStyle w:val="Extranjerismo"/>
+        </w:rPr>
+        <w:t>b</w:t>
+      </w:r>
+      <w:r>
+        <w:rPr>
+          <w:rStyle w:val="Extranjerismo"/>
+        </w:rPr>
+        <w:t>ig</w:t>
+      </w:r>
+      <w:r>
+        <w:rPr>
+          <w:rStyle w:val="Extranjerismo"/>
+        </w:rPr>
+        <w:t xml:space="preserve"> </w:t>
+      </w:r>
+      <w:r>
+        <w:rPr>
+          <w:rStyle w:val="Extranjerismo"/>
+        </w:rPr>
+        <w:t>d</w:t>
+      </w:r>
+      <w:r>
+        <w:rPr>
+          <w:rStyle w:val="Extranjerismo"/>
+        </w:rPr>
+        <w:t>ata</w:t>
+      </w:r>
+      <w:r>
+        <w:t xml:space="preserve"> se convierte en un elemento transversal que soporta la gestión eficiente de la información.</w:t>
       </w:r>
     </w:p>
     <w:p>
@@ -9315,7 +9382,13 @@
         <w:t>big</w:t>
       </w:r>
       <w:r>
-        <w:t xml:space="preserve"> data en sistemas de información, se presenta a continuación una tabla integradora que articula las dimensiones técnicas, operativas y funcionales involucradas en su gestión. Esta organización permite identificar de forma conjunta cómo el almacenamiento, el procesamiento, la integración, el análisis y la calidad de los datos se relacionan dentro del sistema y contribuyen a una gestión eficiente de grandes volúmenes de información:</w:t>
+        <w:rPr>
+          <w:rStyle w:val="Extranjerismo"/>
+        </w:rPr>
+        <w:t xml:space="preserve"> data</w:t>
+      </w:r>
+      <w:r>
+        <w:t xml:space="preserve"> en sistemas de información, se presenta a continuación una tabla integradora que articula las dimensiones técnicas, operativas y funcionales involucradas en su gestión. Esta organización permite identificar de forma conjunta cómo el almacenamiento, el procesamiento, la integración, el análisis y la calidad de los datos se relacionan dentro del sistema y contribuyen a una gestión eficiente de grandes volúmenes de información:</w:t>
       </w:r>
     </w:p>
     <w:p>
@@ -9332,7 +9405,13 @@
         <w:t>big</w:t>
       </w:r>
       <w:r>
-        <w:t xml:space="preserve"> data en sistemas de información</w:t>
+        <w:rPr>
+          <w:rStyle w:val="Extranjerismo"/>
+        </w:rPr>
+        <w:t xml:space="preserve"> data </w:t>
+      </w:r>
+      <w:r>
+        <w:t>en sistemas de información</w:t>
       </w:r>
     </w:p>
     <w:tbl>
@@ -10134,7 +10213,7 @@
           <w:lang w:val="es-CO"/>
         </w:rPr>
       </w:pPr>
-      <w:bookmarkStart w:id="11" w:name="_Toc231369154"/>
+      <w:bookmarkStart w:id="11" w:name="_Toc233120576"/>
       <w:r>
         <w:rPr>
           <w:lang w:val="es-CO"/>
@@ -10366,10 +10445,10 @@
           <w:noProof/>
         </w:rPr>
         <w:drawing>
-          <wp:inline distT="0" distB="0" distL="0" distR="0" wp14:anchorId="5871C7DD" wp14:editId="1D5EC4E0">
+          <wp:inline distT="0" distB="0" distL="0" distR="0" wp14:anchorId="5871C7DD" wp14:editId="308C772A">
             <wp:extent cx="6409822" cy="4411579"/>
             <wp:effectExtent l="0" t="0" r="0" b="8255"/>
-            <wp:docPr id="7" name="Imagen 7" descr="P567#yIS1"/>
+            <wp:docPr id="7" name="Imagen 7" descr="Figura 2 que contiene una interfaz gráfica moderna con organización estructurada de elementos, jerarquía visual clara, componentes interactivos y distribución coherente de la información en un entorno digital."/>
             <wp:cNvGraphicFramePr>
               <a:graphicFrameLocks xmlns:a="http://schemas.openxmlformats.org/drawingml/2006/main" noChangeAspect="1"/>
             </wp:cNvGraphicFramePr>
@@ -10377,7 +10456,7 @@
               <a:graphicData uri="http://schemas.openxmlformats.org/drawingml/2006/picture">
                 <pic:pic xmlns:pic="http://schemas.openxmlformats.org/drawingml/2006/picture">
                   <pic:nvPicPr>
-                    <pic:cNvPr id="7" name="Imagen 7" descr="P567#yIS1"/>
+                    <pic:cNvPr id="7" name="Imagen 7" descr="Figura 2 que contiene una interfaz gráfica moderna con organización estructurada de elementos, jerarquía visual clara, componentes interactivos y distribución coherente de la información en un entorno digital."/>
                     <pic:cNvPicPr>
                       <a:picLocks noChangeAspect="1" noChangeArrowheads="1"/>
                     </pic:cNvPicPr>
@@ -10417,27 +10496,43 @@
     </w:p>
     <w:p>
       <w:pPr>
+        <w:spacing w:before="0" w:after="160" w:line="259" w:lineRule="auto"/>
+        <w:ind w:firstLine="0"/>
+        <w:rPr>
+          <w:rFonts w:ascii="Calibri" w:eastAsiaTheme="majorEastAsia" w:hAnsi="Calibri" w:cstheme="majorBidi"/>
+          <w:b/>
+          <w:color w:val="000000" w:themeColor="text1"/>
+          <w:kern w:val="0"/>
+          <w:sz w:val="32"/>
+          <w:szCs w:val="26"/>
+          <w:lang w:eastAsia="es-CO"/>
+          <w14:ligatures w14:val="none"/>
+        </w:rPr>
+      </w:pPr>
+      <w:r>
+        <w:br w:type="page"/>
+      </w:r>
+    </w:p>
+    <w:p>
+      <w:pPr>
         <w:pStyle w:val="Ttulo2"/>
         <w:rPr>
           <w:lang w:val="es-CO"/>
         </w:rPr>
       </w:pPr>
-      <w:bookmarkStart w:id="12" w:name="_Toc231369155"/>
+      <w:bookmarkStart w:id="12" w:name="_Toc233120577"/>
       <w:r>
         <w:rPr>
           <w:lang w:val="es-CO"/>
         </w:rPr>
+        <w:lastRenderedPageBreak/>
         <w:t>Conceptos, características y teoría del color</w:t>
       </w:r>
       <w:bookmarkEnd w:id="12"/>
     </w:p>
     <w:p>
       <w:r>
-        <w:t xml:space="preserve">El color en el diseño de interfaces gráficas constituye un recurso estructural y funcional que organiza la información visual y orienta la interacción del usuario con el sistema. Su uso no responde únicamente a criterios estéticos, sino a decisiones que </w:t>
-      </w:r>
-      <w:r>
-        <w:lastRenderedPageBreak/>
-        <w:t>influyen en la jerarquía visual, la identificación de componentes, la interpretación de estados y la legibilidad de los contenidos. En este sentido, el color actúa como un lenguaje visual que transmite significado y regula la forma en que el usuario percibe y utiliza la interfaz.</w:t>
+        <w:t>El color en el diseño de interfaces gráficas constituye un recurso estructural y funcional que organiza la información visual y orienta la interacción del usuario con el sistema. Su uso no responde únicamente a criterios estéticos, sino a decisiones que influyen en la jerarquía visual, la identificación de componentes, la interpretación de estados y la legibilidad de los contenidos. En este sentido, el color actúa como un lenguaje visual que transmite significado y regula la forma en que el usuario percibe y utiliza la interfaz.</w:t>
       </w:r>
     </w:p>
     <w:p>
@@ -10507,6 +10602,7 @@
           <w:b/>
           <w:bCs/>
         </w:rPr>
+        <w:lastRenderedPageBreak/>
         <w:t>Saturación.</w:t>
       </w:r>
       <w:r>
@@ -10526,7 +10622,6 @@
           <w:b/>
           <w:bCs/>
         </w:rPr>
-        <w:lastRenderedPageBreak/>
         <w:t>Luminosidad.</w:t>
       </w:r>
       <w:r>
@@ -10649,6 +10744,7 @@
     </w:p>
     <w:p>
       <w:r>
+        <w:lastRenderedPageBreak/>
         <w:t xml:space="preserve">Por su parte, las relaciones cromáticas permiten combinar colores de manera controlada, asegurando armonía y coherencia dentro de la interfaz. Estas relaciones ayudan a estructurar visualmente el sistema y a evitar inconsistencias, destacando las siguientes: </w:t>
       </w:r>
     </w:p>
@@ -10661,7 +10757,6 @@
         </w:numPr>
       </w:pPr>
       <w:r>
-        <w:lastRenderedPageBreak/>
         <w:t>Monocromática, basada en variaciones de un mismo tono, favorece la uniformidad.</w:t>
       </w:r>
     </w:p>
@@ -10772,6 +10867,7 @@
           <w:b/>
           <w:bCs/>
         </w:rPr>
+        <w:lastRenderedPageBreak/>
         <w:t xml:space="preserve">Altos. </w:t>
       </w:r>
       <w:r>
@@ -10791,7 +10887,6 @@
           <w:b/>
           <w:bCs/>
         </w:rPr>
-        <w:lastRenderedPageBreak/>
         <w:t>Medios.</w:t>
       </w:r>
       <w:r>
@@ -11061,6 +11156,7 @@
               <w:rPr>
                 <w:szCs w:val="24"/>
               </w:rPr>
+              <w:lastRenderedPageBreak/>
               <w:t>Jerarquía.</w:t>
             </w:r>
           </w:p>
@@ -11268,7 +11364,6 @@
               <w:rPr>
                 <w:szCs w:val="24"/>
               </w:rPr>
-              <w:lastRenderedPageBreak/>
               <w:t>Legibilidad.</w:t>
             </w:r>
           </w:p>
@@ -11468,7 +11563,7 @@
           <w:lang w:val="es-CO"/>
         </w:rPr>
       </w:pPr>
-      <w:bookmarkStart w:id="13" w:name="_Toc231369156"/>
+      <w:bookmarkStart w:id="13" w:name="_Toc233120578"/>
       <w:r>
         <w:rPr>
           <w:lang w:val="es-CO"/>
@@ -11538,12 +11633,12 @@
     </w:p>
     <w:p>
       <w:r>
+        <w:lastRenderedPageBreak/>
         <w:t>La interacción dentro del sistema se basa en acciones fundamentales como navegar, seleccionar, ingresar datos y recibir retroalimentación. Estas acciones determinan el comportamiento de la interfaz y la forma en que el usuario percibe la respuesta del sistema.</w:t>
       </w:r>
     </w:p>
     <w:p>
       <w:r>
-        <w:lastRenderedPageBreak/>
         <w:t>La siguiente tabla relaciona el accionar que se tiene bajo cada condición:</w:t>
       </w:r>
     </w:p>
@@ -12032,7 +12127,11 @@
         <w:t>Perceptibilidad.</w:t>
       </w:r>
       <w:r>
-        <w:t xml:space="preserve"> Hace referencia a la capacidad del sistema para que el contenido sea claramente visible y comprensible para el usuario. Su enfoque se centra en la visualización adecuada de la información, mediante ajustes visuales que permiten una mejor comprensión de los elementos de la interfaz.</w:t>
+        <w:t xml:space="preserve"> Hace referencia a la capacidad del sistema para que el contenido sea claramente visible y comprensible para el usuario. Su </w:t>
+      </w:r>
+      <w:r>
+        <w:lastRenderedPageBreak/>
+        <w:t>enfoque se centra en la visualización adecuada de la información, mediante ajustes visuales que permiten una mejor comprensión de los elementos de la interfaz.</w:t>
       </w:r>
     </w:p>
     <w:p>
@@ -12048,7 +12147,6 @@
           <w:b/>
           <w:bCs/>
         </w:rPr>
-        <w:lastRenderedPageBreak/>
         <w:t>Operabilidad.</w:t>
       </w:r>
       <w:r>
@@ -12160,11 +12258,11 @@
         <w:t>web</w:t>
       </w:r>
       <w:r>
-        <w:t xml:space="preserve"> y su función en la estructura tecnológica de las interfaces, es posible comprender el proceso mediante el cual un navegador interpreta y transforma los recursos digitales en elementos visuales interactivos. Este flujo describe cómo el contenido, los estilos y el comportamiento se integran para construir </w:t>
+        <w:t xml:space="preserve"> y su función en la estructura tecnológica de las interfaces, es posible comprender el proceso mediante el cual un navegador interpreta </w:t>
       </w:r>
       <w:r>
         <w:lastRenderedPageBreak/>
-        <w:t xml:space="preserve">la representación final de una página </w:t>
+        <w:t xml:space="preserve">y transforma los recursos digitales en elementos visuales interactivos. Este flujo describe cómo el contenido, los estilos y el comportamiento se integran para construir la representación final de una página </w:t>
       </w:r>
       <w:r>
         <w:rPr>
@@ -12206,10 +12304,10 @@
           <w:lang w:eastAsia="es-CO"/>
         </w:rPr>
         <w:drawing>
-          <wp:inline distT="0" distB="0" distL="0" distR="0" wp14:anchorId="329CA762" wp14:editId="601AB631">
+          <wp:inline distT="0" distB="0" distL="0" distR="0" wp14:anchorId="329CA762" wp14:editId="614EABC8">
             <wp:extent cx="6333704" cy="4700337"/>
             <wp:effectExtent l="0" t="0" r="0" b="5080"/>
-            <wp:docPr id="3" name="Imagen 3" descr="P682#yIS1"/>
+            <wp:docPr id="3" name="Imagen 3" descr="Figura 3 que relaciona un diagrama del proceso de renderizado web, desde los recursos HTML y CSS hasta la construcción del DOM y CSSOM, la generación del render tree y la visualización final de la página en el navegador."/>
             <wp:cNvGraphicFramePr>
               <a:graphicFrameLocks xmlns:a="http://schemas.openxmlformats.org/drawingml/2006/main" noChangeAspect="1"/>
             </wp:cNvGraphicFramePr>
@@ -12217,7 +12315,7 @@
               <a:graphicData uri="http://schemas.openxmlformats.org/drawingml/2006/picture">
                 <pic:pic xmlns:pic="http://schemas.openxmlformats.org/drawingml/2006/picture">
                   <pic:nvPicPr>
-                    <pic:cNvPr id="3" name="Imagen 3" descr="P682#yIS1"/>
+                    <pic:cNvPr id="3" name="Imagen 3" descr="Figura 3 que relaciona un diagrama del proceso de renderizado web, desde los recursos HTML y CSS hasta la construcción del DOM y CSSOM, la generación del render tree y la visualización final de la página en el navegador."/>
                     <pic:cNvPicPr>
                       <a:picLocks noChangeAspect="1" noChangeArrowheads="1"/>
                     </pic:cNvPicPr>
@@ -12255,12 +12353,15 @@
     <w:p/>
     <w:p>
       <w:r>
-        <w:t>Igualmente, es importante saber que la organización del contenido se basa en la jerarquía visual y la relación entre los elementos. Texto, imágenes, navegación y contenedores se distribuyen estratégicamente para guiar la atención del usuario y facilitar la comprensión de la información.</w:t>
-      </w:r>
-    </w:p>
-    <w:p>
+        <w:t xml:space="preserve">Igualmente, es importante saber que la organización del contenido se basa en la jerarquía visual y la relación entre los elementos. Texto, imágenes, navegación y </w:t>
+      </w:r>
       <w:r>
         <w:lastRenderedPageBreak/>
+        <w:t>contenedores se distribuyen estratégicamente para guiar la atención del usuario y facilitar la comprensión de la información.</w:t>
+      </w:r>
+    </w:p>
+    <w:p>
+      <w:r>
         <w:t>Esta organización permite mejorar la lectura, el acceso a la información y la coherencia visual dentro del sistema.</w:t>
       </w:r>
     </w:p>
@@ -12298,7 +12399,7 @@
           <w:lang w:val="es-CO"/>
         </w:rPr>
       </w:pPr>
-      <w:bookmarkStart w:id="14" w:name="_Toc231369157"/>
+      <w:bookmarkStart w:id="14" w:name="_Toc233120579"/>
       <w:r>
         <w:rPr>
           <w:lang w:val="es-CO"/>
@@ -12385,10 +12486,10 @@
           <w:noProof/>
         </w:rPr>
         <w:drawing>
-          <wp:inline distT="0" distB="0" distL="0" distR="0" wp14:anchorId="0202F4D0" wp14:editId="0FB2756A">
+          <wp:inline distT="0" distB="0" distL="0" distR="0" wp14:anchorId="0202F4D0" wp14:editId="676429B5">
             <wp:extent cx="6272463" cy="5138885"/>
             <wp:effectExtent l="0" t="0" r="0" b="5080"/>
-            <wp:docPr id="15" name="Imagen 15" descr="P694#yIS1"/>
+            <wp:docPr id="15" name="Imagen 15" descr="Figura 4 que representa de manera infográfica el diseño de interfaces para aplicaciones web y móviles, mostrando la relación entre dispositivos, componentes de la interfaz, interacción del usuario y adaptación del diseño a diferentes entornos tecnológicos."/>
             <wp:cNvGraphicFramePr>
               <a:graphicFrameLocks xmlns:a="http://schemas.openxmlformats.org/drawingml/2006/main" noChangeAspect="1"/>
             </wp:cNvGraphicFramePr>
@@ -12396,7 +12497,7 @@
               <a:graphicData uri="http://schemas.openxmlformats.org/drawingml/2006/picture">
                 <pic:pic xmlns:pic="http://schemas.openxmlformats.org/drawingml/2006/picture">
                   <pic:nvPicPr>
-                    <pic:cNvPr id="15" name="Imagen 15" descr="P694#yIS1"/>
+                    <pic:cNvPr id="15" name="Imagen 15" descr="Figura 4 que representa de manera infográfica el diseño de interfaces para aplicaciones web y móviles, mostrando la relación entre dispositivos, componentes de la interfaz, interacción del usuario y adaptación del diseño a diferentes entornos tecnológicos."/>
                     <pic:cNvPicPr>
                       <a:picLocks noChangeAspect="1" noChangeArrowheads="1"/>
                     </pic:cNvPicPr>
@@ -12437,54 +12538,12 @@
     <w:p>
       <w:pPr>
         <w:pStyle w:val="Prrafodelista"/>
-        <w:numPr>
-          <w:ilvl w:val="0"/>
-          <w:numId w:val="35"/>
-        </w:numPr>
+        <w:ind w:firstLine="0"/>
         <w:rPr>
           <w:b/>
           <w:bCs/>
         </w:rPr>
       </w:pPr>
-      <w:r>
-        <w:rPr>
-          <w:b/>
-          <w:bCs/>
-        </w:rPr>
-        <w:t>Estructura, organización y adaptación de la interfaz</w:t>
-      </w:r>
-    </w:p>
-    <w:p>
-      <w:r>
-        <w:t xml:space="preserve">Las interfaces </w:t>
-      </w:r>
-      <w:r>
-        <w:rPr>
-          <w:rStyle w:val="Extranjerismo"/>
-        </w:rPr>
-        <w:t>web</w:t>
-      </w:r>
-      <w:r>
-        <w:t xml:space="preserve"> se diseñan bajo una lógica que organiza el contenido en estructuras jerárquicas accesibles desde navegadores, donde la información se distribuye en páginas interconectadas. Esta estructuración se basa en contenedores, secciones y componentes que agrupan los elementos de forma coherente, facilitando la navegación y el acceso a la información. Asimismo, el diseño de </w:t>
-      </w:r>
-      <w:r>
-        <w:rPr>
-          <w:rStyle w:val="Extranjerismo"/>
-        </w:rPr>
-        <w:t xml:space="preserve">layouts </w:t>
-      </w:r>
-      <w:r>
-        <w:t xml:space="preserve">define la distribución de los elementos dentro del espacio disponible, estableciendo áreas </w:t>
-      </w:r>
-      <w:r>
-        <w:lastRenderedPageBreak/>
-        <w:t>funcionales como encabezados, menús y zonas de contenido, lo que permite mantener consistencia visual y funcional.</w:t>
-      </w:r>
-    </w:p>
-    <w:p>
-      <w:r>
-        <w:t>En las aplicaciones móviles, el diseño se adapta a la interacción táctil y a espacios reducidos, incorporando gestos como desplazamiento, selección y presión. La información se organiza mediante vistas que segmentan el contenido y facilitan su acceso bajo condiciones de uso dinámicas. Esta adaptación a diferentes dispositivos implica reorganizar los elementos sin alterar su estructura lógica, garantizando que la interfaz mantenga coherencia y funcionalidad en distintos entornos.</w:t>
-      </w:r>
     </w:p>
     <w:p>
       <w:pPr>
@@ -12503,6 +12562,58 @@
           <w:b/>
           <w:bCs/>
         </w:rPr>
+        <w:t>Estructura, organización y adaptación de la interfaz</w:t>
+      </w:r>
+    </w:p>
+    <w:p>
+      <w:r>
+        <w:t xml:space="preserve">Las interfaces </w:t>
+      </w:r>
+      <w:r>
+        <w:rPr>
+          <w:rStyle w:val="Extranjerismo"/>
+        </w:rPr>
+        <w:t>web</w:t>
+      </w:r>
+      <w:r>
+        <w:t xml:space="preserve"> se diseñan bajo una lógica que organiza el contenido en estructuras jerárquicas accesibles desde navegadores, donde la información se distribuye en páginas interconectadas. Esta estructuración se basa en contenedores, secciones y componentes que agrupan los elementos de forma coherente, facilitando la navegación y el acceso a la información. Asimismo, el diseño de </w:t>
+      </w:r>
+      <w:r>
+        <w:rPr>
+          <w:rStyle w:val="Extranjerismo"/>
+        </w:rPr>
+        <w:t xml:space="preserve">layouts </w:t>
+      </w:r>
+      <w:r>
+        <w:t xml:space="preserve">define la </w:t>
+      </w:r>
+      <w:r>
+        <w:lastRenderedPageBreak/>
+        <w:t>distribución de los elementos dentro del espacio disponible, estableciendo áreas funcionales como encabezados, menús y zonas de contenido, lo que permite mantener consistencia visual y funcional.</w:t>
+      </w:r>
+    </w:p>
+    <w:p>
+      <w:r>
+        <w:t>En las aplicaciones móviles, el diseño se adapta a la interacción táctil y a espacios reducidos, incorporando gestos como desplazamiento, selección y presión. La información se organiza mediante vistas que segmentan el contenido y facilitan su acceso bajo condiciones de uso dinámicas. Esta adaptación a diferentes dispositivos implica reorganizar los elementos sin alterar su estructura lógica, garantizando que la interfaz mantenga coherencia y funcionalidad en distintos entornos.</w:t>
+      </w:r>
+    </w:p>
+    <w:p>
+      <w:pPr>
+        <w:pStyle w:val="Prrafodelista"/>
+        <w:numPr>
+          <w:ilvl w:val="0"/>
+          <w:numId w:val="35"/>
+        </w:numPr>
+        <w:rPr>
+          <w:b/>
+          <w:bCs/>
+        </w:rPr>
+      </w:pPr>
+      <w:r>
+        <w:rPr>
+          <w:b/>
+          <w:bCs/>
+        </w:rPr>
         <w:t>Interacción, navegación y flujo del usuario</w:t>
       </w:r>
     </w:p>
@@ -12838,7 +12949,7 @@
           <w:lang w:val="es-CO"/>
         </w:rPr>
       </w:pPr>
-      <w:bookmarkStart w:id="15" w:name="_Toc231369158"/>
+      <w:bookmarkStart w:id="15" w:name="_Toc233120580"/>
       <w:r>
         <w:rPr>
           <w:rStyle w:val="Extranjerismo"/>
@@ -12935,10 +13046,10 @@
           <w:lang w:eastAsia="es-CO"/>
         </w:rPr>
         <w:drawing>
-          <wp:inline distT="0" distB="0" distL="0" distR="0" wp14:anchorId="4E680B8B" wp14:editId="290AE369">
+          <wp:inline distT="0" distB="0" distL="0" distR="0" wp14:anchorId="4E680B8B" wp14:editId="233CA8B5">
             <wp:extent cx="6240379" cy="5112599"/>
             <wp:effectExtent l="0" t="0" r="8255" b="0"/>
-            <wp:docPr id="16" name="Imagen 16" descr="P730#yIS1"/>
+            <wp:docPr id="16" name="Imagen 16" descr="Figura 5 que relaciona cómo es la estructura de los componentes en el diseño de interfaces, representando la jerarquía entre componentes visuales, contenedores y elementos funcionales, así como la organización de layouts, la adaptación a distintos dispositivos y la reutilización de patrones de diseño. La interacción entre estos componentes asegura la coherencia visual, consistencia operativa y una experiencia de usuario uniforme en aplicaciones web y móviles."/>
             <wp:cNvGraphicFramePr>
               <a:graphicFrameLocks xmlns:a="http://schemas.openxmlformats.org/drawingml/2006/main" noChangeAspect="1"/>
             </wp:cNvGraphicFramePr>
@@ -12946,7 +13057,7 @@
               <a:graphicData uri="http://schemas.openxmlformats.org/drawingml/2006/picture">
                 <pic:pic xmlns:pic="http://schemas.openxmlformats.org/drawingml/2006/picture">
                   <pic:nvPicPr>
-                    <pic:cNvPr id="16" name="Imagen 16" descr="P730#yIS1"/>
+                    <pic:cNvPr id="16" name="Imagen 16" descr="Figura 5 que relaciona cómo es la estructura de los componentes en el diseño de interfaces, representando la jerarquía entre componentes visuales, contenedores y elementos funcionales, así como la organización de layouts, la adaptación a distintos dispositivos y la reutilización de patrones de diseño. La interacción entre estos componentes asegura la coherencia visual, consistencia operativa y una experiencia de usuario uniforme en aplicaciones web y móviles."/>
                     <pic:cNvPicPr>
                       <a:picLocks noChangeAspect="1" noChangeArrowheads="1"/>
                     </pic:cNvPicPr>
@@ -12991,11 +13102,6 @@
     </w:p>
     <w:p>
       <w:pPr>
-        <w:jc w:val="center"/>
-      </w:pPr>
-    </w:p>
-    <w:p>
-      <w:pPr>
         <w:pStyle w:val="Prrafodelista"/>
         <w:numPr>
           <w:ilvl w:val="0"/>
@@ -13011,6 +13117,7 @@
           <w:b/>
           <w:bCs/>
         </w:rPr>
+        <w:lastRenderedPageBreak/>
         <w:t>Organización del código, estado e interacción dinámica</w:t>
       </w:r>
     </w:p>
@@ -13129,7 +13236,6 @@
           <w:b/>
           <w:bCs/>
         </w:rPr>
-        <w:lastRenderedPageBreak/>
         <w:t>Modularidad.</w:t>
       </w:r>
       <w:r>
@@ -13153,6 +13259,7 @@
           <w:b/>
           <w:bCs/>
         </w:rPr>
+        <w:lastRenderedPageBreak/>
         <w:t>Enrutamiento, vistas y vinculación de datos</w:t>
       </w:r>
     </w:p>
@@ -13256,15 +13363,12 @@
     </w:p>
     <w:p>
       <w:r>
-        <w:t xml:space="preserve">La optimización de carga y entrega de recursos se basa en técnicas que reducen el tiempo de respuesta de la interfaz y mejoran la experiencia de uso. Estas incluyen la carga diferida de módulos, la compresión de archivos, la eliminación de código no </w:t>
-      </w:r>
+        <w:t>La optimización de carga y entrega de recursos se basa en técnicas que reducen el tiempo de respuesta de la interfaz y mejoran la experiencia de uso. Estas incluyen la carga diferida de módulos, la compresión de archivos, la eliminación de código no utilizado y la gestión eficiente de caché. El proceso de construcción define cómo se generan los recursos finales, asegurando una distribución eficiente de la aplicación.</w:t>
+      </w:r>
+    </w:p>
+    <w:p>
       <w:r>
         <w:lastRenderedPageBreak/>
-        <w:t>utilizado y la gestión eficiente de caché. El proceso de construcción define cómo se generan los recursos finales, asegurando una distribución eficiente de la aplicación.</w:t>
-      </w:r>
-    </w:p>
-    <w:p>
-      <w:r>
         <w:t xml:space="preserve">Las aplicaciones </w:t>
       </w:r>
       <w:r>
@@ -13290,7 +13394,7 @@
           <w:lang w:val="es-CO"/>
         </w:rPr>
       </w:pPr>
-      <w:bookmarkStart w:id="16" w:name="_Toc231369159"/>
+      <w:bookmarkStart w:id="16" w:name="_Toc233120581"/>
       <w:r>
         <w:rPr>
           <w:lang w:val="es-CO"/>
@@ -13321,12 +13425,12 @@
           <w:b/>
           <w:bCs/>
         </w:rPr>
+        <w:t>Organización y jerarquización del contenido en pantallas móviles</w:t>
+      </w:r>
+    </w:p>
+    <w:p>
+      <w:r>
         <w:lastRenderedPageBreak/>
-        <w:t>Organización y jerarquización del contenido en pantallas móviles</w:t>
-      </w:r>
-    </w:p>
-    <w:p>
-      <w:r>
         <w:t>La distribución del contenido en dispositivos móviles se basa en la segmentación de la información en bloques organizados y jerarquizados, lo que facilita su visualización en espacios reducidos. Esta jerarquización permite priorizar los elementos más relevantes en cada vista, evitando la saturación visual y asegurando que el usuario identifique con claridad la información principal. La disposición de los componentes se adapta a la orientación del dispositivo y a las condiciones de uso, permitiendo reorganizar los elementos sin alterar su estructura lógica ni su funcionalidad.</w:t>
       </w:r>
     </w:p>
@@ -13356,10 +13460,10 @@
           <w:lang w:eastAsia="es-CO"/>
         </w:rPr>
         <w:drawing>
-          <wp:inline distT="0" distB="0" distL="0" distR="0" wp14:anchorId="1C856DFB" wp14:editId="5F55F697">
-            <wp:extent cx="2143125" cy="3382458"/>
-            <wp:effectExtent l="0" t="0" r="0" b="8890"/>
-            <wp:docPr id="20" name="Imagen 20" descr="P758#yIS1"/>
+          <wp:inline distT="0" distB="0" distL="0" distR="0" wp14:anchorId="1C856DFB" wp14:editId="718572F1">
+            <wp:extent cx="2340175" cy="3693459"/>
+            <wp:effectExtent l="0" t="0" r="3175" b="2540"/>
+            <wp:docPr id="20" name="Imagen 20" descr="Figura 6 que representa una interfaz de usuario visualizada en un dispositivo móvil, donde se detalla la organización del contenido, la jerarquía visual de los elementos y su adaptación al espacio limitado de la pantalla, evidenciando principios de diseño orientados a la usabilidad en entornos móviles."/>
             <wp:cNvGraphicFramePr>
               <a:graphicFrameLocks xmlns:a="http://schemas.openxmlformats.org/drawingml/2006/main" noChangeAspect="1"/>
             </wp:cNvGraphicFramePr>
@@ -13367,7 +13471,7 @@
               <a:graphicData uri="http://schemas.openxmlformats.org/drawingml/2006/picture">
                 <pic:pic xmlns:pic="http://schemas.openxmlformats.org/drawingml/2006/picture">
                   <pic:nvPicPr>
-                    <pic:cNvPr id="20" name="Imagen 20" descr="P758#yIS1"/>
+                    <pic:cNvPr id="20" name="Imagen 20" descr="Figura 6 que representa una interfaz de usuario visualizada en un dispositivo móvil, donde se detalla la organización del contenido, la jerarquía visual de los elementos y su adaptación al espacio limitado de la pantalla, evidenciando principios de diseño orientados a la usabilidad en entornos móviles."/>
                     <pic:cNvPicPr>
                       <a:picLocks noChangeAspect="1" noChangeArrowheads="1"/>
                     </pic:cNvPicPr>
@@ -13388,7 +13492,7 @@
                   <pic:spPr bwMode="auto">
                     <a:xfrm>
                       <a:off x="0" y="0"/>
-                      <a:ext cx="2150796" cy="3394565"/>
+                      <a:ext cx="2352337" cy="3712654"/>
                     </a:xfrm>
                     <a:prstGeom prst="rect">
                       <a:avLst/>
@@ -13562,7 +13666,16 @@
         <w:t>Adaptabilidad y rendimiento.</w:t>
       </w:r>
       <w:r>
-        <w:t xml:space="preserve"> Ajusta la interfaz a diferentes tamaños de pantalla, resoluciones y capacidades de hardware para garantizar una experiencia consistente. La optimización de recursos, tiempos de carga y transiciones contribuye a mantener fluidez y estabilidad en distintos dispositivos y condiciones de uso.</w:t>
+        <w:t xml:space="preserve"> Ajusta la interfaz a diferentes tamaños de pantalla, resoluciones y capacidades de </w:t>
+      </w:r>
+      <w:r>
+        <w:rPr>
+          <w:rStyle w:val="Extranjerismo"/>
+        </w:rPr>
+        <w:t>hardware</w:t>
+      </w:r>
+      <w:r>
+        <w:t xml:space="preserve"> para garantizar una experiencia consistente. La optimización de recursos, tiempos de carga y transiciones contribuye a mantener fluidez y estabilidad en distintos dispositivos y condiciones de uso.</w:t>
       </w:r>
     </w:p>
     <w:p>
@@ -13625,10 +13738,10 @@
           <w:noProof/>
         </w:rPr>
         <w:drawing>
-          <wp:inline distT="0" distB="0" distL="0" distR="0" wp14:anchorId="68EA5235" wp14:editId="7CA3272C">
+          <wp:inline distT="0" distB="0" distL="0" distR="0" wp14:anchorId="68EA5235" wp14:editId="1D79B067">
             <wp:extent cx="4680000" cy="2631600"/>
             <wp:effectExtent l="0" t="0" r="6350" b="0"/>
-            <wp:docPr id="5" name="Imagen 5" descr="P773#yIS1">
+            <wp:docPr id="5" name="Imagen 5">
               <a:extLst xmlns:a="http://schemas.openxmlformats.org/drawingml/2006/main">
                 <a:ext uri="{C183D7F6-B498-43B3-948B-1728B52AA6E4}">
                   <adec:decorative xmlns:adec="http://schemas.microsoft.com/office/drawing/2017/decorative" val="1"/>
@@ -13642,7 +13755,7 @@
               <a:graphicData uri="http://schemas.openxmlformats.org/drawingml/2006/picture">
                 <pic:pic xmlns:pic="http://schemas.openxmlformats.org/drawingml/2006/picture">
                   <pic:nvPicPr>
-                    <pic:cNvPr id="5" name="Imagen 5" descr="P773#yIS1">
+                    <pic:cNvPr id="5" name="Imagen 5">
                       <a:extLst>
                         <a:ext uri="{C183D7F6-B498-43B3-948B-1728B52AA6E4}">
                           <adec:decorative xmlns:adec="http://schemas.microsoft.com/office/drawing/2017/decorative" val="1"/>
@@ -13816,7 +13929,7 @@
           <w:lang w:val="es-CO"/>
         </w:rPr>
       </w:pPr>
-      <w:bookmarkStart w:id="17" w:name="_Toc231369160"/>
+      <w:bookmarkStart w:id="17" w:name="_Toc233120582"/>
       <w:r>
         <w:rPr>
           <w:lang w:val="es-CO"/>
@@ -14064,7 +14177,7 @@
           <w:lang w:val="es-CO"/>
         </w:rPr>
       </w:pPr>
-      <w:bookmarkStart w:id="18" w:name="_Toc231369161"/>
+      <w:bookmarkStart w:id="18" w:name="_Toc233120583"/>
       <w:r>
         <w:rPr>
           <w:lang w:val="es-CO"/>
@@ -14563,10 +14676,10 @@
           <w:lang w:eastAsia="es-CO"/>
         </w:rPr>
         <w:drawing>
-          <wp:inline distT="0" distB="0" distL="0" distR="0" wp14:anchorId="166B9C07" wp14:editId="7C92A91D">
+          <wp:inline distT="0" distB="0" distL="0" distR="0" wp14:anchorId="166B9C07" wp14:editId="7052C5CE">
             <wp:extent cx="6384758" cy="3855856"/>
             <wp:effectExtent l="0" t="0" r="0" b="0"/>
-            <wp:docPr id="21" name="Imagen 21" descr="P844#yIS1"/>
+            <wp:docPr id="21" name="Imagen 21" descr="Figura 7 que representa un diagrama de navegación en un prototipo de interfaz móvil, mostrando la secuencia de pantallas, las acciones del usuario, las transiciones entre vistas y los distintos estados del sistema, con el fin de visualizar el recorrido del usuario y la lógica de interacción dentro de la aplicación."/>
             <wp:cNvGraphicFramePr>
               <a:graphicFrameLocks xmlns:a="http://schemas.openxmlformats.org/drawingml/2006/main" noChangeAspect="1"/>
             </wp:cNvGraphicFramePr>
@@ -14574,7 +14687,7 @@
               <a:graphicData uri="http://schemas.openxmlformats.org/drawingml/2006/picture">
                 <pic:pic xmlns:pic="http://schemas.openxmlformats.org/drawingml/2006/picture">
                   <pic:nvPicPr>
-                    <pic:cNvPr id="21" name="Imagen 21" descr="P844#yIS1"/>
+                    <pic:cNvPr id="21" name="Imagen 21" descr="Figura 7 que representa un diagrama de navegación en un prototipo de interfaz móvil, mostrando la secuencia de pantallas, las acciones del usuario, las transiciones entre vistas y los distintos estados del sistema, con el fin de visualizar el recorrido del usuario y la lógica de interacción dentro de la aplicación."/>
                     <pic:cNvPicPr>
                       <a:picLocks noChangeAspect="1" noChangeArrowheads="1"/>
                     </pic:cNvPicPr>
@@ -14649,11 +14762,11 @@
     </w:p>
     <w:p>
       <w:r>
-        <w:t xml:space="preserve">De manera complementaria, la definición del alcance del prototipo establece qué funcionalidades, vistas y componentes se incluyen en cada iteración. Esta delimitación permite enfocar el diseño en aspectos específicos del sistema, evitando una </w:t>
+        <w:t xml:space="preserve">De manera complementaria, la definición del alcance del prototipo establece qué funcionalidades, vistas y componentes se incluyen en cada iteración. Esta delimitación </w:t>
       </w:r>
       <w:r>
         <w:lastRenderedPageBreak/>
-        <w:t>complejidad innecesaria y asegurando que el prototipo responda a los objetivos de evaluación definidos.</w:t>
+        <w:t>permite enfocar el diseño en aspectos específicos del sistema, evitando una complejidad innecesaria y asegurando que el prototipo responda a los objetivos de evaluación definidos.</w:t>
       </w:r>
     </w:p>
     <w:p>
@@ -14800,7 +14913,7 @@
           <w:lang w:val="es-CO"/>
         </w:rPr>
       </w:pPr>
-      <w:bookmarkStart w:id="19" w:name="_Toc231369162"/>
+      <w:bookmarkStart w:id="19" w:name="_Toc233120584"/>
       <w:r>
         <w:rPr>
           <w:lang w:val="es-CO"/>
@@ -15470,7 +15583,7 @@
           <w:lang w:val="es-CO"/>
         </w:rPr>
       </w:pPr>
-      <w:bookmarkStart w:id="20" w:name="_Toc231369163"/>
+      <w:bookmarkStart w:id="20" w:name="_Toc233120585"/>
       <w:r>
         <w:rPr>
           <w:lang w:val="es-CO"/>
@@ -15602,10 +15715,10 @@
         </w:rPr>
         <w:lastRenderedPageBreak/>
         <w:drawing>
-          <wp:inline distT="0" distB="0" distL="0" distR="0" wp14:anchorId="251C8ED4" wp14:editId="570C1569">
+          <wp:inline distT="0" distB="0" distL="0" distR="0" wp14:anchorId="251C8ED4" wp14:editId="0379F6A6">
             <wp:extent cx="6464350" cy="3737811"/>
             <wp:effectExtent l="0" t="0" r="0" b="0"/>
-            <wp:docPr id="1" name="Gráfico 1" descr="P909#yIS1"/>
+            <wp:docPr id="1" name="Gráfico 1" descr="En la síntesis se presenta un mapa conceptual que organiza los principales componentes del desarrollo de sistemas de información, iniciando con los fundamentos de bases de datos y el modelado de datos como base para la estructuración de la información, seguido de la organización de los datos y la gestión de su seguridad para garantizar integridad, control y análisis eficiente. Posteriormente, integra los fundamentos del diseño de interfaces gráficas y el diseño de interfaces para aplicaciones web y móviles, considerando la usabilidad, accesibilidad y adaptación a diferentes plataformas. Finalmente, incorpora el prototipado de interfaces de usuario como etapa clave que permite simular, validar y optimizar el diseño antes de su implementación."/>
             <wp:cNvGraphicFramePr>
               <a:graphicFrameLocks xmlns:a="http://schemas.openxmlformats.org/drawingml/2006/main" noChangeAspect="1"/>
             </wp:cNvGraphicFramePr>
@@ -15613,7 +15726,7 @@
               <a:graphicData uri="http://schemas.openxmlformats.org/drawingml/2006/picture">
                 <pic:pic xmlns:pic="http://schemas.openxmlformats.org/drawingml/2006/picture">
                   <pic:nvPicPr>
-                    <pic:cNvPr id="1" name="Gráfico 1" descr="P909#yIS1"/>
+                    <pic:cNvPr id="1" name="Gráfico 1" descr="En la síntesis se presenta un mapa conceptual que organiza los principales componentes del desarrollo de sistemas de información, iniciando con los fundamentos de bases de datos y el modelado de datos como base para la estructuración de la información, seguido de la organización de los datos y la gestión de su seguridad para garantizar integridad, control y análisis eficiente. Posteriormente, integra los fundamentos del diseño de interfaces gráficas y el diseño de interfaces para aplicaciones web y móviles, considerando la usabilidad, accesibilidad y adaptación a diferentes plataformas. Finalmente, incorpora el prototipado de interfaces de usuario como etapa clave que permite simular, validar y optimizar el diseño antes de su implementación."/>
                     <pic:cNvPicPr/>
                   </pic:nvPicPr>
                   <pic:blipFill>
@@ -15651,7 +15764,7 @@
           <w:lang w:val="es-CO"/>
         </w:rPr>
       </w:pPr>
-      <w:bookmarkStart w:id="21" w:name="_Toc231369164"/>
+      <w:bookmarkStart w:id="21" w:name="_Toc233120586"/>
       <w:r>
         <w:rPr>
           <w:lang w:val="es-CO"/>
@@ -15684,54 +15797,11 @@
       </w:r>
       <w:r>
         <w:rPr>
-          <w:b/>
-          <w:bCs/>
-        </w:rPr>
-        <w:t xml:space="preserve"> </w:t>
-      </w:r>
-      <w:r>
-        <w:rPr>
-          <w:b/>
-          <w:bCs/>
-        </w:rPr>
-        <w:t>data:</w:t>
-      </w:r>
-      <w:r>
-        <w:t xml:space="preserve"> conjunto de tecnologías y procesos orientados al manejo de grandes volúmenes de datos caracterizados por su variedad, velocidad y complejidad, que requieren procesamiento especializado.</w:t>
-      </w:r>
-    </w:p>
-    <w:p>
-      <w:r>
-        <w:rPr>
-          <w:b/>
-          <w:bCs/>
-        </w:rPr>
-        <w:t>Control de acceso:</w:t>
-      </w:r>
-      <w:r>
-        <w:t xml:space="preserve"> mecanismo que regula quién puede acceder a la información y qué acciones puede realizar sobre ella, basado en permisos, roles o atributos definidos dentro del sistema.</w:t>
-      </w:r>
-    </w:p>
-    <w:p>
-      <w:r>
-        <w:rPr>
-          <w:b/>
-          <w:bCs/>
-        </w:rPr>
-        <w:t>Diccionario de datos:</w:t>
-      </w:r>
-      <w:r>
-        <w:t xml:space="preserve"> repositorio que describe los elementos de datos de un sistema, incluyendo sus nombres, tipos, estructuras y restricciones, permitiendo mantener coherencia en su definición.</w:t>
-      </w:r>
-    </w:p>
-    <w:p>
-      <w:r>
-        <w:rPr>
           <w:rStyle w:val="Extranjerismo"/>
           <w:b/>
           <w:bCs/>
         </w:rPr>
-        <w:t>Framework front-end</w:t>
+        <w:t xml:space="preserve"> data</w:t>
       </w:r>
       <w:r>
         <w:rPr>
@@ -15741,16 +15811,7 @@
         <w:t>:</w:t>
       </w:r>
       <w:r>
-        <w:t xml:space="preserve"> estructura de desarrollo que proporciona herramientas y componentes para construir interfaces de usuario, facilitando la organización del código y la interacción en aplicaciones </w:t>
-      </w:r>
-      <w:r>
-        <w:rPr>
-          <w:rStyle w:val="Extranjerismo"/>
-        </w:rPr>
-        <w:t>web</w:t>
-      </w:r>
-      <w:r>
-        <w:t>.</w:t>
+        <w:t xml:space="preserve"> conjunto de tecnologías y procesos orientados al manejo de grandes volúmenes de datos caracterizados por su variedad, velocidad y complejidad, que requieren procesamiento especializado.</w:t>
       </w:r>
     </w:p>
     <w:p>
@@ -15759,10 +15820,10 @@
           <w:b/>
           <w:bCs/>
         </w:rPr>
-        <w:t>Modelo lógico de datos:</w:t>
-      </w:r>
-      <w:r>
-        <w:t xml:space="preserve"> representación estructurada de los datos que define entidades, atributos y relaciones sin depender de una tecnología específica, permitiendo organizar la información de forma abstracta.</w:t>
+        <w:t>Control de acceso:</w:t>
+      </w:r>
+      <w:r>
+        <w:t xml:space="preserve"> mecanismo que regula quién puede acceder a la información y qué acciones puede realizar sobre ella, basado en permisos, roles o atributos definidos dentro del sistema.</w:t>
       </w:r>
     </w:p>
     <w:p>
@@ -15771,18 +15832,71 @@
           <w:b/>
           <w:bCs/>
         </w:rPr>
-        <w:t>Modelo relacional:</w:t>
-      </w:r>
-      <w:r>
-        <w:t xml:space="preserve"> estructura de organización de datos basada en tablas relacionadas entre sí mediante claves primarias y foráneas, donde la información se representa en filas y columnas.</w:t>
-      </w:r>
-    </w:p>
-    <w:p>
-      <w:r>
-        <w:rPr>
+        <w:t>Diccionario de datos:</w:t>
+      </w:r>
+      <w:r>
+        <w:t xml:space="preserve"> repositorio que describe los elementos de datos de un sistema, incluyendo sus nombres, tipos, estructuras y restricciones, permitiendo mantener coherencia en su definición.</w:t>
+      </w:r>
+    </w:p>
+    <w:p>
+      <w:r>
+        <w:rPr>
+          <w:rStyle w:val="Extranjerismo"/>
           <w:b/>
           <w:bCs/>
         </w:rPr>
+        <w:t>Framework front-end</w:t>
+      </w:r>
+      <w:r>
+        <w:rPr>
+          <w:b/>
+          <w:bCs/>
+        </w:rPr>
+        <w:t>:</w:t>
+      </w:r>
+      <w:r>
+        <w:t xml:space="preserve"> estructura de desarrollo que proporciona herramientas y componentes para construir interfaces de usuario, facilitando la organización del código y la interacción en aplicaciones </w:t>
+      </w:r>
+      <w:r>
+        <w:rPr>
+          <w:rStyle w:val="Extranjerismo"/>
+        </w:rPr>
+        <w:t>web</w:t>
+      </w:r>
+      <w:r>
+        <w:t>.</w:t>
+      </w:r>
+    </w:p>
+    <w:p>
+      <w:r>
+        <w:rPr>
+          <w:b/>
+          <w:bCs/>
+        </w:rPr>
+        <w:t>Modelo lógico de datos:</w:t>
+      </w:r>
+      <w:r>
+        <w:t xml:space="preserve"> representación estructurada de los datos que define entidades, atributos y relaciones sin depender de una tecnología específica, permitiendo organizar la información de forma abstracta.</w:t>
+      </w:r>
+    </w:p>
+    <w:p>
+      <w:r>
+        <w:rPr>
+          <w:b/>
+          <w:bCs/>
+        </w:rPr>
+        <w:t>Modelo relacional:</w:t>
+      </w:r>
+      <w:r>
+        <w:t xml:space="preserve"> estructura de organización de datos basada en tablas relacionadas entre sí mediante claves primarias y foráneas, donde la información se representa en filas y columnas.</w:t>
+      </w:r>
+    </w:p>
+    <w:p>
+      <w:r>
+        <w:rPr>
+          <w:b/>
+          <w:bCs/>
+        </w:rPr>
         <w:lastRenderedPageBreak/>
         <w:t>Normalización:</w:t>
       </w:r>
@@ -15809,7 +15923,7 @@
           <w:lang w:val="es-CO"/>
         </w:rPr>
       </w:pPr>
-      <w:bookmarkStart w:id="22" w:name="_Toc231369165"/>
+      <w:bookmarkStart w:id="22" w:name="_Toc233120587"/>
       <w:r>
         <w:rPr>
           <w:lang w:val="es-CO"/>
@@ -16051,7 +16165,7 @@
           <w:lang w:val="es-CO"/>
         </w:rPr>
       </w:pPr>
-      <w:bookmarkStart w:id="23" w:name="_Toc231369166"/>
+      <w:bookmarkStart w:id="23" w:name="_Toc233120588"/>
       <w:r>
         <w:rPr>
           <w:lang w:val="es-CO"/>
@@ -16868,7 +16982,7 @@
           <wp:extent cx="560705" cy="546100"/>
           <wp:effectExtent l="0" t="0" r="0" b="6350"/>
           <wp:wrapNone/>
-          <wp:docPr id="14" name="Gráfico 14">
+          <wp:docPr id="18" name="Gráfico 18">
             <a:extLst xmlns:a="http://schemas.openxmlformats.org/drawingml/2006/main">
               <a:ext uri="{C183D7F6-B498-43B3-948B-1728B52AA6E4}">
                 <adec:decorative xmlns:adec="http://schemas.microsoft.com/office/drawing/2017/decorative" val="1"/>
@@ -18713,8 +18827,8 @@
   <w:abstractNum w:abstractNumId="24" w15:restartNumberingAfterBreak="0">
     <w:nsid w:val="27412B07"/>
     <w:multiLevelType w:val="hybridMultilevel"/>
-    <w:tmpl w:val="9FDADF5E"/>
-    <w:lvl w:ilvl="0" w:tplc="DB503248">
+    <w:tmpl w:val="0B58803C"/>
+    <w:lvl w:ilvl="0" w:tplc="E4563918">
       <w:start w:val="1"/>
       <w:numFmt w:val="decimal"/>
       <w:pStyle w:val="Figura"/>
@@ -24009,15 +24123,12 @@
     <w:link w:val="FiguraCar"/>
     <w:autoRedefine/>
     <w:qFormat/>
-    <w:rsid w:val="00FC40F0"/>
+    <w:rsid w:val="00FD2419"/>
     <w:pPr>
       <w:numPr>
         <w:numId w:val="2"/>
       </w:numPr>
-      <w:tabs>
-        <w:tab w:val="left" w:pos="1134"/>
-      </w:tabs>
-      <w:ind w:left="992" w:hanging="992"/>
+      <w:ind w:left="426" w:hanging="426"/>
     </w:pPr>
     <w:rPr>
       <w:rFonts w:ascii="Calibri" w:hAnsi="Calibri" w:cs="Times New Roman (Cuerpo en alfa"/>
@@ -24032,7 +24143,7 @@
     <w:name w:val="Figura Car"/>
     <w:basedOn w:val="Fuentedeprrafopredeter"/>
     <w:link w:val="Figura"/>
-    <w:rsid w:val="00FC40F0"/>
+    <w:rsid w:val="00FD2419"/>
     <w:rPr>
       <w:rFonts w:ascii="Calibri" w:hAnsi="Calibri" w:cs="Times New Roman (Cuerpo en alfa"/>
       <w:color w:val="000000" w:themeColor="text1"/>
@@ -26389,6 +26500,17 @@
 </file>
 
 <file path=customXml/item1.xml><?xml version="1.0" encoding="utf-8"?>
+<p:properties xmlns:p="http://schemas.microsoft.com/office/2006/metadata/properties" xmlns:xsi="http://www.w3.org/2001/XMLSchema-instance" xmlns:pc="http://schemas.microsoft.com/office/infopath/2007/PartnerControls">
+  <documentManagement>
+    <TaxCatchAll xmlns="13c90a0b-73bc-4dc0-be5f-28d77b615beb" xsi:nil="true"/>
+    <lcf76f155ced4ddcb4097134ff3c332f xmlns="13c93bba-48ce-428c-bfe5-88b42c19b028">
+      <Terms xmlns="http://schemas.microsoft.com/office/infopath/2007/PartnerControls"/>
+    </lcf76f155ced4ddcb4097134ff3c332f>
+  </documentManagement>
+</p:properties>
+</file>
+
+<file path=customXml/item2.xml><?xml version="1.0" encoding="utf-8"?>
 <ct:contentTypeSchema xmlns:ct="http://schemas.microsoft.com/office/2006/metadata/contentType" xmlns:ma="http://schemas.microsoft.com/office/2006/metadata/properties/metaAttributes" ct:_="" ma:_="" ma:contentTypeName="Documento" ma:contentTypeID="0x0101006A81D6BD42E8DF4C91013959704817E1" ma:contentTypeVersion="15" ma:contentTypeDescription="Crear nuevo documento." ma:contentTypeScope="" ma:versionID="bf4f72ffd194f0963ff564daca6869f7">
   <xsd:schema xmlns:xsd="http://www.w3.org/2001/XMLSchema" xmlns:xs="http://www.w3.org/2001/XMLSchema" xmlns:p="http://schemas.microsoft.com/office/2006/metadata/properties" xmlns:ns2="13c90a0b-73bc-4dc0-be5f-28d77b615beb" xmlns:ns3="13c93bba-48ce-428c-bfe5-88b42c19b028" targetNamespace="http://schemas.microsoft.com/office/2006/metadata/properties" ma:root="true" ma:fieldsID="8718d6f4873a5b1392a45044efa78385" ns2:_="" ns3:_="">
     <xsd:import namespace="13c90a0b-73bc-4dc0-be5f-28d77b615beb"/>
@@ -26623,18 +26745,11 @@
 </ct:contentTypeSchema>
 </file>
 
-<file path=customXml/item2.xml><?xml version="1.0" encoding="utf-8"?>
-<p:properties xmlns:p="http://schemas.microsoft.com/office/2006/metadata/properties" xmlns:xsi="http://www.w3.org/2001/XMLSchema-instance" xmlns:pc="http://schemas.microsoft.com/office/infopath/2007/PartnerControls">
-  <documentManagement>
-    <TaxCatchAll xmlns="13c90a0b-73bc-4dc0-be5f-28d77b615beb" xsi:nil="true"/>
-    <lcf76f155ced4ddcb4097134ff3c332f xmlns="13c93bba-48ce-428c-bfe5-88b42c19b028">
-      <Terms xmlns="http://schemas.microsoft.com/office/infopath/2007/PartnerControls"/>
-    </lcf76f155ced4ddcb4097134ff3c332f>
-  </documentManagement>
-</p:properties>
+<file path=customXml/item3.xml><?xml version="1.0" encoding="utf-8"?>
+<b:Sources xmlns:b="http://schemas.openxmlformats.org/officeDocument/2006/bibliography" xmlns="http://schemas.openxmlformats.org/officeDocument/2006/bibliography" SelectedStyle="\APASixthEditionOfficeOnline.xsl" StyleName="APA" Version="6"/>
 </file>
 
-<file path=customXml/item3.xml><?xml version="1.0" encoding="utf-8"?>
+<file path=customXml/item4.xml><?xml version="1.0" encoding="utf-8"?>
 <?mso-contentType ?>
 <FormTemplates xmlns="http://schemas.microsoft.com/sharepoint/v3/contenttype/forms">
   <Display>DocumentLibraryForm</Display>
@@ -26643,11 +26758,18 @@
 </FormTemplates>
 </file>
 
-<file path=customXml/item4.xml><?xml version="1.0" encoding="utf-8"?>
-<b:Sources xmlns:b="http://schemas.openxmlformats.org/officeDocument/2006/bibliography" xmlns="http://schemas.openxmlformats.org/officeDocument/2006/bibliography" SelectedStyle="\APASixthEditionOfficeOnline.xsl" StyleName="APA" Version="6"/>
+<file path=customXml/itemProps1.xml><?xml version="1.0" encoding="utf-8"?>
+<ds:datastoreItem xmlns:ds="http://schemas.openxmlformats.org/officeDocument/2006/customXml" ds:itemID="{1279454D-02BE-4A9C-A117-DCD1573E2608}">
+  <ds:schemaRefs>
+    <ds:schemaRef ds:uri="http://schemas.microsoft.com/office/2006/metadata/properties"/>
+    <ds:schemaRef ds:uri="http://schemas.microsoft.com/office/infopath/2007/PartnerControls"/>
+    <ds:schemaRef ds:uri="13c90a0b-73bc-4dc0-be5f-28d77b615beb"/>
+    <ds:schemaRef ds:uri="13c93bba-48ce-428c-bfe5-88b42c19b028"/>
+  </ds:schemaRefs>
+</ds:datastoreItem>
 </file>
 
-<file path=customXml/itemProps1.xml><?xml version="1.0" encoding="utf-8"?>
+<file path=customXml/itemProps2.xml><?xml version="1.0" encoding="utf-8"?>
 <ds:datastoreItem xmlns:ds="http://schemas.openxmlformats.org/officeDocument/2006/customXml" ds:itemID="{59065960-E0CA-4804-83B5-320CBCDCC160}">
   <ds:schemaRefs>
     <ds:schemaRef ds:uri="http://schemas.microsoft.com/office/2006/metadata/contentType"/>
@@ -26666,29 +26788,18 @@
 </ds:datastoreItem>
 </file>
 
-<file path=customXml/itemProps2.xml><?xml version="1.0" encoding="utf-8"?>
-<ds:datastoreItem xmlns:ds="http://schemas.openxmlformats.org/officeDocument/2006/customXml" ds:itemID="{1279454D-02BE-4A9C-A117-DCD1573E2608}">
+<file path=customXml/itemProps3.xml><?xml version="1.0" encoding="utf-8"?>
+<ds:datastoreItem xmlns:ds="http://schemas.openxmlformats.org/officeDocument/2006/customXml" ds:itemID="{EAE431FD-7059-4C09-804B-C9D69EB7B213}">
   <ds:schemaRefs>
-    <ds:schemaRef ds:uri="http://schemas.microsoft.com/office/2006/metadata/properties"/>
-    <ds:schemaRef ds:uri="http://schemas.microsoft.com/office/infopath/2007/PartnerControls"/>
-    <ds:schemaRef ds:uri="13c90a0b-73bc-4dc0-be5f-28d77b615beb"/>
-    <ds:schemaRef ds:uri="13c93bba-48ce-428c-bfe5-88b42c19b028"/>
+    <ds:schemaRef ds:uri="http://schemas.openxmlformats.org/officeDocument/2006/bibliography"/>
   </ds:schemaRefs>
 </ds:datastoreItem>
 </file>
 
-<file path=customXml/itemProps3.xml><?xml version="1.0" encoding="utf-8"?>
+<file path=customXml/itemProps4.xml><?xml version="1.0" encoding="utf-8"?>
 <ds:datastoreItem xmlns:ds="http://schemas.openxmlformats.org/officeDocument/2006/customXml" ds:itemID="{10663269-2064-4804-8290-36D4A57F5557}">
   <ds:schemaRefs>
     <ds:schemaRef ds:uri="http://schemas.microsoft.com/sharepoint/v3/contenttype/forms"/>
   </ds:schemaRefs>
 </ds:datastoreItem>
-</file>
-
-<file path=customXml/itemProps4.xml><?xml version="1.0" encoding="utf-8"?>
-<ds:datastoreItem xmlns:ds="http://schemas.openxmlformats.org/officeDocument/2006/customXml" ds:itemID="{EAE431FD-7059-4C09-804B-C9D69EB7B213}">
-  <ds:schemaRefs>
-    <ds:schemaRef ds:uri="http://schemas.openxmlformats.org/officeDocument/2006/bibliography"/>
-  </ds:schemaRefs>
-</ds:datastoreItem>
 </file>
--- a/fuentes/CFA10_228145_DU.docx
+++ b/fuentes/CFA10_228145_DU.docx
@@ -1471,7 +1471,7 @@
                 <w:noProof/>
                 <w:webHidden/>
               </w:rPr>
-              <w:t>42</w:t>
+              <w:t>41</w:t>
             </w:r>
             <w:r>
               <w:rPr>
@@ -5845,47 +5845,12 @@
     <w:p>
       <w:pPr>
         <w:pStyle w:val="Prrafodelista"/>
-        <w:numPr>
-          <w:ilvl w:val="0"/>
-          <w:numId w:val="10"/>
-        </w:numPr>
+        <w:ind w:firstLine="0"/>
         <w:rPr>
           <w:b/>
           <w:bCs/>
         </w:rPr>
       </w:pPr>
-      <w:r>
-        <w:rPr>
-          <w:b/>
-          <w:bCs/>
-        </w:rPr>
-        <w:t>Diccionario de datos como estructura de referencia</w:t>
-      </w:r>
-    </w:p>
-    <w:p>
-      <w:r>
-        <w:lastRenderedPageBreak/>
-        <w:t>El diccionario de datos es una estructura organizada que permite documentar de manera formal los elementos que componen un sistema de información. Su función principal es definir qué representa cada dato, cómo se estructura y bajo qué condiciones debe ser utilizado, actuando como un repositorio técnico que aporta claridad y coherencia a la gestión de la información.</w:t>
-      </w:r>
-    </w:p>
-    <w:p>
-      <w:r>
-        <w:t>Este recurso no se limita a listar datos, sino que establece un nivel de detalle que garantiza una interpretación uniforme, evitando am</w:t>
-      </w:r>
-      <w:r>
-        <w:rPr>
-          <w:rStyle w:val="Extranjerismo"/>
-        </w:rPr>
-        <w:t>big</w:t>
-      </w:r>
-      <w:proofErr w:type="spellStart"/>
-      <w:r>
-        <w:t>üedades</w:t>
-      </w:r>
-      <w:proofErr w:type="spellEnd"/>
-      <w:r>
-        <w:t xml:space="preserve"> y facilitando la integración de la información dentro de los distintos componentes del sistema.</w:t>
-      </w:r>
     </w:p>
     <w:p>
       <w:pPr>
@@ -5904,17 +5869,32 @@
           <w:b/>
           <w:bCs/>
         </w:rPr>
-        <w:t>Definición y formalización de los elementos de datos</w:t>
-      </w:r>
-    </w:p>
-    <w:p>
-      <w:r>
-        <w:t>La formalización de los datos implica describir atributos como el tipo de dato, la longitud, los valores permitidos y las relaciones existentes entre los elementos. Esta definición permite que cada dato tenga una identidad clara y un comportamiento controlado dentro del sistema, asegurando consistencia en su uso y facilitando su administración a lo largo del tiempo.</w:t>
-      </w:r>
-    </w:p>
-    <w:p>
-      <w:r>
-        <w:t>Asimismo, la incorporación de metadatos proporciona información adicional sobre las características y restricciones de los datos, fortaleciendo el control y la calidad de la estructura de información.</w:t>
+        <w:lastRenderedPageBreak/>
+        <w:t>Diccionario de datos como estructura de referencia</w:t>
+      </w:r>
+    </w:p>
+    <w:p>
+      <w:r>
+        <w:t>El diccionario de datos es una estructura organizada que permite documentar de manera formal los elementos que componen un sistema de información. Su función principal es definir qué representa cada dato, cómo se estructura y bajo qué condiciones debe ser utilizado, actuando como un repositorio técnico que aporta claridad y coherencia a la gestión de la información.</w:t>
+      </w:r>
+    </w:p>
+    <w:p>
+      <w:r>
+        <w:t>Este recurso no se limita a listar datos, sino que establece un nivel de detalle que garantiza una interpretación uniforme, evitando am</w:t>
+      </w:r>
+      <w:r>
+        <w:rPr>
+          <w:rStyle w:val="Extranjerismo"/>
+        </w:rPr>
+        <w:t>big</w:t>
+      </w:r>
+      <w:proofErr w:type="spellStart"/>
+      <w:r>
+        <w:t>üedades</w:t>
+      </w:r>
+      <w:proofErr w:type="spellEnd"/>
+      <w:r>
+        <w:t xml:space="preserve"> y facilitando la integración de la información dentro de los distintos componentes del sistema.</w:t>
       </w:r>
     </w:p>
     <w:p>
@@ -5934,18 +5914,17 @@
           <w:b/>
           <w:bCs/>
         </w:rPr>
-        <w:t>Estándares de nombrado y consistencia de la información</w:t>
-      </w:r>
-    </w:p>
-    <w:p>
-      <w:r>
-        <w:t>Los estándares de nombrado establecen reglas que regulan la forma en que se asignan los nombres a los elementos del sistema. Estas reglas buscan mantener uniformidad, evitar duplicidades y asegurar que los nombres reflejen el propósito del dato de manera clara y comprensible.</w:t>
-      </w:r>
-    </w:p>
-    <w:p>
-      <w:r>
-        <w:lastRenderedPageBreak/>
-        <w:t>La aplicación consistente de estos estándares facilita la identificación de los datos, mejora la comprensión de la estructura de información y contribuye al mantenimiento del sistema, ya que los elementos conservan una nomenclatura coherente a lo largo del tiempo.</w:t>
+        <w:t>Definición y formalización de los elementos de datos</w:t>
+      </w:r>
+    </w:p>
+    <w:p>
+      <w:r>
+        <w:t>La formalización de los datos implica describir atributos como el tipo de dato, la longitud, los valores permitidos y las relaciones existentes entre los elementos. Esta definición permite que cada dato tenga una identidad clara y un comportamiento controlado dentro del sistema, asegurando consistencia en su uso y facilitando su administración a lo largo del tiempo.</w:t>
+      </w:r>
+    </w:p>
+    <w:p>
+      <w:r>
+        <w:t>Asimismo, la incorporación de metadatos proporciona información adicional sobre las características y restricciones de los datos, fortaleciendo el control y la calidad de la estructura de información.</w:t>
       </w:r>
     </w:p>
     <w:p>
@@ -5965,6 +5944,40 @@
           <w:b/>
           <w:bCs/>
         </w:rPr>
+        <w:t>Estándares de nombrado y consistencia de la información</w:t>
+      </w:r>
+    </w:p>
+    <w:p>
+      <w:r>
+        <w:t xml:space="preserve">Los estándares de nombrado establecen reglas que regulan la forma en que se asignan los nombres a los elementos del sistema. Estas reglas buscan mantener </w:t>
+      </w:r>
+      <w:r>
+        <w:lastRenderedPageBreak/>
+        <w:t>uniformidad, evitar duplicidades y asegurar que los nombres reflejen el propósito del dato de manera clara y comprensible.</w:t>
+      </w:r>
+    </w:p>
+    <w:p>
+      <w:r>
+        <w:t>La aplicación consistente de estos estándares facilita la identificación de los datos, mejora la comprensión de la estructura de información y contribuye al mantenimiento del sistema, ya que los elementos conservan una nomenclatura coherente a lo largo del tiempo.</w:t>
+      </w:r>
+    </w:p>
+    <w:p>
+      <w:pPr>
+        <w:pStyle w:val="Prrafodelista"/>
+        <w:numPr>
+          <w:ilvl w:val="0"/>
+          <w:numId w:val="10"/>
+        </w:numPr>
+        <w:rPr>
+          <w:b/>
+          <w:bCs/>
+        </w:rPr>
+      </w:pPr>
+      <w:r>
+        <w:rPr>
+          <w:b/>
+          <w:bCs/>
+        </w:rPr>
         <w:t>Componentes del diccionario de datos</w:t>
       </w:r>
     </w:p>
@@ -6062,6 +6075,7 @@
           <w:b/>
           <w:bCs/>
         </w:rPr>
+        <w:lastRenderedPageBreak/>
         <w:t>Descripción.</w:t>
       </w:r>
       <w:r>
@@ -6081,7 +6095,6 @@
           <w:b/>
           <w:bCs/>
         </w:rPr>
-        <w:lastRenderedPageBreak/>
         <w:t>Convención.</w:t>
       </w:r>
       <w:r>
@@ -6142,12 +6155,15 @@
     </w:p>
     <w:p>
       <w:r>
-        <w:t>La normalización es un proceso técnico orientado a organizar la información dentro de una base de datos bajo criterios formales que permiten eliminar inconsistencias, evitar redundancias y asegurar una representación ordenada de los datos. Este proceso se apoya en un conjunto de reglas que guían la descomposición de estructuras complejas en unidades más simples, garantizando que cada dato cumpla una función específica dentro del sistema y que su gestión se realice de forma coherente.</w:t>
-      </w:r>
-    </w:p>
-    <w:p>
+        <w:t xml:space="preserve">La normalización es un proceso técnico orientado a organizar la información dentro de una base de datos bajo criterios formales que permiten eliminar inconsistencias, evitar redundancias y asegurar una representación ordenada de los datos. Este proceso se apoya en un conjunto de reglas que guían la descomposición de </w:t>
+      </w:r>
       <w:r>
         <w:lastRenderedPageBreak/>
+        <w:t>estructuras complejas en unidades más simples, garantizando que cada dato cumpla una función específica dentro del sistema y que su gestión se realice de forma coherente.</w:t>
+      </w:r>
+    </w:p>
+    <w:p>
+      <w:r>
         <w:t>La aplicación de la normalización no se concibe como una acción aislada, sino como una estructuración progresiva de los datos. A través de distintos niveles, se revisa y ajusta la forma en que los datos se agrupan y se relacionan, transformando esquemas iniciales que pueden contener duplicidades o dependencias innecesarias en estructuras más claras, consistentes y controladas. Este enfoque permite que las operaciones sobre la información se ejecuten bajo condiciones estables y previsibles.</w:t>
       </w:r>
     </w:p>
@@ -6213,6 +6229,7 @@
           <w:b/>
           <w:bCs/>
         </w:rPr>
+        <w:lastRenderedPageBreak/>
         <w:t>Segunda forma normal (2FN).</w:t>
       </w:r>
       <w:r>
@@ -6232,7 +6249,6 @@
           <w:b/>
           <w:bCs/>
         </w:rPr>
-        <w:lastRenderedPageBreak/>
         <w:t>Tercera forma normal (3FN).</w:t>
       </w:r>
       <w:r>
@@ -6304,12 +6320,12 @@
     </w:p>
     <w:p>
       <w:r>
+        <w:lastRenderedPageBreak/>
         <w:t>Como resultado de este proceso, se logra una organización sin redundancia, donde cada dato se almacena una sola vez y se vincula con otros mediante relaciones bien definidas. Esta disposición facilita la actualización de la información, mejora la eficiencia del almacenamiento y reduce el riesgo de inconsistencias cuando se realizan modificaciones en el sistema.</w:t>
       </w:r>
     </w:p>
     <w:p>
       <w:r>
-        <w:lastRenderedPageBreak/>
         <w:t>Una base de datos normalizada presenta un mayor control estructural, ya que las reglas que regulan el almacenamiento, la relación y la modificación de los datos se aplican de manera consistente. Esto permite mantener la coherencia de la información frente a diferentes operaciones y evita errores derivados de una organización deficiente.</w:t>
       </w:r>
     </w:p>
@@ -6345,24 +6361,15 @@
     </w:p>
     <w:p>
       <w:r>
+        <w:lastRenderedPageBreak/>
         <w:t>Para finalizar, se presentan los elementos que permiten evaluar de manera más técnica cómo se comporta la normalización en distintos niveles, considerando no solo las condiciones de cada forma normal, sino también aspectos operativos como el tipo de dependencia tratada, el nivel de descomposición aplicado y el impacto estructural que se genera en el esquema de datos:</w:t>
       </w:r>
     </w:p>
     <w:p>
       <w:pPr>
-        <w:spacing w:before="0" w:after="160" w:line="259" w:lineRule="auto"/>
-        <w:ind w:firstLine="0"/>
-      </w:pPr>
-      <w:r>
-        <w:br w:type="page"/>
-      </w:r>
-    </w:p>
-    <w:p>
-      <w:pPr>
         <w:pStyle w:val="Tabla"/>
       </w:pPr>
       <w:r>
-        <w:lastRenderedPageBreak/>
         <w:t>Evaluación técnica del proceso de normalización en bases de datos</w:t>
       </w:r>
     </w:p>
@@ -7248,26 +7255,6 @@
       <w:pPr>
         <w:ind w:firstLine="0"/>
       </w:pPr>
-    </w:p>
-    <w:p>
-      <w:pPr>
-        <w:spacing w:before="0" w:after="160" w:line="259" w:lineRule="auto"/>
-        <w:ind w:firstLine="0"/>
-        <w:rPr>
-          <w:rFonts w:ascii="Calibri" w:eastAsia="Times New Roman" w:hAnsi="Calibri" w:cs="Times New Roman (Títulos en alf"/>
-          <w:b/>
-          <w:color w:val="000000" w:themeColor="text1"/>
-          <w:spacing w:val="-10"/>
-          <w:kern w:val="0"/>
-          <w:sz w:val="36"/>
-          <w:szCs w:val="32"/>
-          <w:lang w:eastAsia="es-CO"/>
-          <w14:ligatures w14:val="none"/>
-        </w:rPr>
-      </w:pPr>
-      <w:r>
-        <w:br w:type="page"/>
-      </w:r>
     </w:p>
     <w:p>
       <w:pPr>
@@ -10509,9 +10496,6 @@
           <w14:ligatures w14:val="none"/>
         </w:rPr>
       </w:pPr>
-      <w:r>
-        <w:br w:type="page"/>
-      </w:r>
     </w:p>
     <w:p>
       <w:pPr>
@@ -10525,14 +10509,17 @@
         <w:rPr>
           <w:lang w:val="es-CO"/>
         </w:rPr>
+        <w:t>Conceptos, características y teoría del color</w:t>
+      </w:r>
+      <w:bookmarkEnd w:id="12"/>
+    </w:p>
+    <w:p>
+      <w:r>
+        <w:t xml:space="preserve">El color en el diseño de interfaces gráficas constituye un recurso estructural y funcional que organiza la información visual y orienta la interacción del usuario con el </w:t>
+      </w:r>
+      <w:r>
         <w:lastRenderedPageBreak/>
-        <w:t>Conceptos, características y teoría del color</w:t>
-      </w:r>
-      <w:bookmarkEnd w:id="12"/>
-    </w:p>
-    <w:p>
-      <w:r>
-        <w:t>El color en el diseño de interfaces gráficas constituye un recurso estructural y funcional que organiza la información visual y orienta la interacción del usuario con el sistema. Su uso no responde únicamente a criterios estéticos, sino a decisiones que influyen en la jerarquía visual, la identificación de componentes, la interpretación de estados y la legibilidad de los contenidos. En este sentido, el color actúa como un lenguaje visual que transmite significado y regula la forma en que el usuario percibe y utiliza la interfaz.</w:t>
+        <w:t>sistema. Su uso no responde únicamente a criterios estéticos, sino a decisiones que influyen en la jerarquía visual, la identificación de componentes, la interpretación de estados y la legibilidad de los contenidos. En este sentido, el color actúa como un lenguaje visual que transmite significado y regula la forma en que el usuario percibe y utiliza la interfaz.</w:t>
       </w:r>
     </w:p>
     <w:p>
@@ -10602,7 +10589,6 @@
           <w:b/>
           <w:bCs/>
         </w:rPr>
-        <w:lastRenderedPageBreak/>
         <w:t>Saturación.</w:t>
       </w:r>
       <w:r>
@@ -10622,6 +10608,7 @@
           <w:b/>
           <w:bCs/>
         </w:rPr>
+        <w:lastRenderedPageBreak/>
         <w:t>Luminosidad.</w:t>
       </w:r>
       <w:r>
@@ -10744,7 +10731,6 @@
     </w:p>
     <w:p>
       <w:r>
-        <w:lastRenderedPageBreak/>
         <w:t xml:space="preserve">Por su parte, las relaciones cromáticas permiten combinar colores de manera controlada, asegurando armonía y coherencia dentro de la interfaz. Estas relaciones ayudan a estructurar visualmente el sistema y a evitar inconsistencias, destacando las siguientes: </w:t>
       </w:r>
     </w:p>
@@ -10757,6 +10743,7 @@
         </w:numPr>
       </w:pPr>
       <w:r>
+        <w:lastRenderedPageBreak/>
         <w:t>Monocromática, basada en variaciones de un mismo tono, favorece la uniformidad.</w:t>
       </w:r>
     </w:p>
@@ -10867,7 +10854,6 @@
           <w:b/>
           <w:bCs/>
         </w:rPr>
-        <w:lastRenderedPageBreak/>
         <w:t xml:space="preserve">Altos. </w:t>
       </w:r>
       <w:r>
@@ -10887,6 +10873,7 @@
           <w:b/>
           <w:bCs/>
         </w:rPr>
+        <w:lastRenderedPageBreak/>
         <w:t>Medios.</w:t>
       </w:r>
       <w:r>
@@ -11156,7 +11143,6 @@
               <w:rPr>
                 <w:szCs w:val="24"/>
               </w:rPr>
-              <w:lastRenderedPageBreak/>
               <w:t>Jerarquía.</w:t>
             </w:r>
           </w:p>
@@ -11364,6 +11350,7 @@
               <w:rPr>
                 <w:szCs w:val="24"/>
               </w:rPr>
+              <w:lastRenderedPageBreak/>
               <w:t>Legibilidad.</w:t>
             </w:r>
           </w:p>
@@ -11633,12 +11620,12 @@
     </w:p>
     <w:p>
       <w:r>
+        <w:t>La interacción dentro del sistema se basa en acciones fundamentales como navegar, seleccionar, ingresar datos y recibir retroalimentación. Estas acciones determinan el comportamiento de la interfaz y la forma en que el usuario percibe la respuesta del sistema.</w:t>
+      </w:r>
+    </w:p>
+    <w:p>
+      <w:r>
         <w:lastRenderedPageBreak/>
-        <w:t>La interacción dentro del sistema se basa en acciones fundamentales como navegar, seleccionar, ingresar datos y recibir retroalimentación. Estas acciones determinan el comportamiento de la interfaz y la forma en que el usuario percibe la respuesta del sistema.</w:t>
-      </w:r>
-    </w:p>
-    <w:p>
-      <w:r>
         <w:t>La siguiente tabla relaciona el accionar que se tiene bajo cada condición:</w:t>
       </w:r>
     </w:p>
@@ -12127,11 +12114,7 @@
         <w:t>Perceptibilidad.</w:t>
       </w:r>
       <w:r>
-        <w:t xml:space="preserve"> Hace referencia a la capacidad del sistema para que el contenido sea claramente visible y comprensible para el usuario. Su </w:t>
-      </w:r>
-      <w:r>
-        <w:lastRenderedPageBreak/>
-        <w:t>enfoque se centra en la visualización adecuada de la información, mediante ajustes visuales que permiten una mejor comprensión de los elementos de la interfaz.</w:t>
+        <w:t xml:space="preserve"> Hace referencia a la capacidad del sistema para que el contenido sea claramente visible y comprensible para el usuario. Su enfoque se centra en la visualización adecuada de la información, mediante ajustes visuales que permiten una mejor comprensión de los elementos de la interfaz.</w:t>
       </w:r>
     </w:p>
     <w:p>
@@ -12147,6 +12130,7 @@
           <w:b/>
           <w:bCs/>
         </w:rPr>
+        <w:lastRenderedPageBreak/>
         <w:t>Operabilidad.</w:t>
       </w:r>
       <w:r>
@@ -12258,11 +12242,11 @@
         <w:t>web</w:t>
       </w:r>
       <w:r>
-        <w:t xml:space="preserve"> y su función en la estructura tecnológica de las interfaces, es posible comprender el proceso mediante el cual un navegador interpreta </w:t>
+        <w:t xml:space="preserve"> y su función en la estructura tecnológica de las interfaces, es posible comprender el proceso mediante el cual un navegador interpreta y transforma los recursos digitales en elementos visuales interactivos. Este flujo describe cómo el contenido, los estilos y el comportamiento se integran para construir </w:t>
       </w:r>
       <w:r>
         <w:lastRenderedPageBreak/>
-        <w:t xml:space="preserve">y transforma los recursos digitales en elementos visuales interactivos. Este flujo describe cómo el contenido, los estilos y el comportamiento se integran para construir la representación final de una página </w:t>
+        <w:t xml:space="preserve">la representación final de una página </w:t>
       </w:r>
       <w:r>
         <w:rPr>
@@ -12353,15 +12337,12 @@
     <w:p/>
     <w:p>
       <w:r>
-        <w:t xml:space="preserve">Igualmente, es importante saber que la organización del contenido se basa en la jerarquía visual y la relación entre los elementos. Texto, imágenes, navegación y </w:t>
-      </w:r>
+        <w:t>Igualmente, es importante saber que la organización del contenido se basa en la jerarquía visual y la relación entre los elementos. Texto, imágenes, navegación y contenedores se distribuyen estratégicamente para guiar la atención del usuario y facilitar la comprensión de la información.</w:t>
+      </w:r>
+    </w:p>
+    <w:p>
       <w:r>
         <w:lastRenderedPageBreak/>
-        <w:t>contenedores se distribuyen estratégicamente para guiar la atención del usuario y facilitar la comprensión de la información.</w:t>
-      </w:r>
-    </w:p>
-    <w:p>
-      <w:r>
         <w:t>Esta organización permite mejorar la lectura, el acceso a la información y la coherencia visual dentro del sistema.</w:t>
       </w:r>
     </w:p>
@@ -13408,6 +13389,8 @@
         <w:t>El diseño de interfaces para dispositivos móviles se orienta a la construcción de entornos visuales que operan bajo condiciones específicas de interacción táctil, tamaño reducido de pantalla y variabilidad en el contexto de uso. Este enfoque implica definir estructuras que permitan presentar la información de forma organizada dentro de espacios limitados, manteniendo coherencia en la disposición de los elementos y en su comportamiento frente a las acciones del usuario. La interfaz móvil se construye mediante componentes que responden a gestos como desplazamiento, selección y presión, estableciendo una lógica de interacción propia de este entorno y diferenciada de otros sistemas digitales.</w:t>
       </w:r>
     </w:p>
+    <w:p/>
+    <w:p/>
     <w:p>
       <w:pPr>
         <w:pStyle w:val="Prrafodelista"/>
@@ -13425,12 +13408,12 @@
           <w:b/>
           <w:bCs/>
         </w:rPr>
+        <w:lastRenderedPageBreak/>
         <w:t>Organización y jerarquización del contenido en pantallas móviles</w:t>
       </w:r>
     </w:p>
     <w:p>
       <w:r>
-        <w:lastRenderedPageBreak/>
         <w:t>La distribución del contenido en dispositivos móviles se basa en la segmentación de la información en bloques organizados y jerarquizados, lo que facilita su visualización en espacios reducidos. Esta jerarquización permite priorizar los elementos más relevantes en cada vista, evitando la saturación visual y asegurando que el usuario identifique con claridad la información principal. La disposición de los componentes se adapta a la orientación del dispositivo y a las condiciones de uso, permitiendo reorganizar los elementos sin alterar su estructura lógica ni su funcionalidad.</w:t>
       </w:r>
     </w:p>
@@ -13460,9 +13443,9 @@
           <w:lang w:eastAsia="es-CO"/>
         </w:rPr>
         <w:drawing>
-          <wp:inline distT="0" distB="0" distL="0" distR="0" wp14:anchorId="1C856DFB" wp14:editId="718572F1">
-            <wp:extent cx="2340175" cy="3693459"/>
-            <wp:effectExtent l="0" t="0" r="3175" b="2540"/>
+          <wp:inline distT="0" distB="0" distL="0" distR="0" wp14:anchorId="1C856DFB" wp14:editId="43C7DCE4">
+            <wp:extent cx="2143125" cy="3382458"/>
+            <wp:effectExtent l="0" t="0" r="0" b="8890"/>
             <wp:docPr id="20" name="Imagen 20" descr="Figura 6 que representa una interfaz de usuario visualizada en un dispositivo móvil, donde se detalla la organización del contenido, la jerarquía visual de los elementos y su adaptación al espacio limitado de la pantalla, evidenciando principios de diseño orientados a la usabilidad en entornos móviles."/>
             <wp:cNvGraphicFramePr>
               <a:graphicFrameLocks xmlns:a="http://schemas.openxmlformats.org/drawingml/2006/main" noChangeAspect="1"/>
@@ -13492,7 +13475,7 @@
                   <pic:spPr bwMode="auto">
                     <a:xfrm>
                       <a:off x="0" y="0"/>
-                      <a:ext cx="2352337" cy="3712654"/>
+                      <a:ext cx="2160346" cy="3409638"/>
                     </a:xfrm>
                     <a:prstGeom prst="rect">
                       <a:avLst/>
@@ -14762,11 +14745,11 @@
     </w:p>
     <w:p>
       <w:r>
-        <w:t xml:space="preserve">De manera complementaria, la definición del alcance del prototipo establece qué funcionalidades, vistas y componentes se incluyen en cada iteración. Esta delimitación </w:t>
+        <w:t xml:space="preserve">De manera complementaria, la definición del alcance del prototipo establece qué funcionalidades, vistas y componentes se incluyen en cada iteración. Esta delimitación permite enfocar el diseño en aspectos específicos del sistema, evitando una </w:t>
       </w:r>
       <w:r>
         <w:lastRenderedPageBreak/>
-        <w:t>permite enfocar el diseño en aspectos específicos del sistema, evitando una complejidad innecesaria y asegurando que el prototipo responda a los objetivos de evaluación definidos.</w:t>
+        <w:t>complejidad innecesaria y asegurando que el prototipo responda a los objetivos de evaluación definidos.</w:t>
       </w:r>
     </w:p>
     <w:p>
@@ -24123,11 +24106,14 @@
     <w:link w:val="FiguraCar"/>
     <w:autoRedefine/>
     <w:qFormat/>
-    <w:rsid w:val="00FD2419"/>
+    <w:rsid w:val="004814CF"/>
     <w:pPr>
       <w:numPr>
         <w:numId w:val="2"/>
       </w:numPr>
+      <w:tabs>
+        <w:tab w:val="left" w:pos="1134"/>
+      </w:tabs>
       <w:ind w:left="426" w:hanging="426"/>
     </w:pPr>
     <w:rPr>
@@ -24143,7 +24129,7 @@
     <w:name w:val="Figura Car"/>
     <w:basedOn w:val="Fuentedeprrafopredeter"/>
     <w:link w:val="Figura"/>
-    <w:rsid w:val="00FD2419"/>
+    <w:rsid w:val="004814CF"/>
     <w:rPr>
       <w:rFonts w:ascii="Calibri" w:hAnsi="Calibri" w:cs="Times New Roman (Cuerpo en alfa"/>
       <w:color w:val="000000" w:themeColor="text1"/>
@@ -26500,14 +26486,7 @@
 </file>
 
 <file path=customXml/item1.xml><?xml version="1.0" encoding="utf-8"?>
-<p:properties xmlns:p="http://schemas.microsoft.com/office/2006/metadata/properties" xmlns:xsi="http://www.w3.org/2001/XMLSchema-instance" xmlns:pc="http://schemas.microsoft.com/office/infopath/2007/PartnerControls">
-  <documentManagement>
-    <TaxCatchAll xmlns="13c90a0b-73bc-4dc0-be5f-28d77b615beb" xsi:nil="true"/>
-    <lcf76f155ced4ddcb4097134ff3c332f xmlns="13c93bba-48ce-428c-bfe5-88b42c19b028">
-      <Terms xmlns="http://schemas.microsoft.com/office/infopath/2007/PartnerControls"/>
-    </lcf76f155ced4ddcb4097134ff3c332f>
-  </documentManagement>
-</p:properties>
+<b:Sources xmlns:b="http://schemas.openxmlformats.org/officeDocument/2006/bibliography" xmlns="http://schemas.openxmlformats.org/officeDocument/2006/bibliography" SelectedStyle="\APASixthEditionOfficeOnline.xsl" StyleName="APA" Version="6"/>
 </file>
 
 <file path=customXml/item2.xml><?xml version="1.0" encoding="utf-8"?>
@@ -26746,7 +26725,14 @@
 </file>
 
 <file path=customXml/item3.xml><?xml version="1.0" encoding="utf-8"?>
-<b:Sources xmlns:b="http://schemas.openxmlformats.org/officeDocument/2006/bibliography" xmlns="http://schemas.openxmlformats.org/officeDocument/2006/bibliography" SelectedStyle="\APASixthEditionOfficeOnline.xsl" StyleName="APA" Version="6"/>
+<p:properties xmlns:p="http://schemas.microsoft.com/office/2006/metadata/properties" xmlns:xsi="http://www.w3.org/2001/XMLSchema-instance" xmlns:pc="http://schemas.microsoft.com/office/infopath/2007/PartnerControls">
+  <documentManagement>
+    <TaxCatchAll xmlns="13c90a0b-73bc-4dc0-be5f-28d77b615beb" xsi:nil="true"/>
+    <lcf76f155ced4ddcb4097134ff3c332f xmlns="13c93bba-48ce-428c-bfe5-88b42c19b028">
+      <Terms xmlns="http://schemas.microsoft.com/office/infopath/2007/PartnerControls"/>
+    </lcf76f155ced4ddcb4097134ff3c332f>
+  </documentManagement>
+</p:properties>
 </file>
 
 <file path=customXml/item4.xml><?xml version="1.0" encoding="utf-8"?>
@@ -26759,12 +26745,9 @@
 </file>
 
 <file path=customXml/itemProps1.xml><?xml version="1.0" encoding="utf-8"?>
-<ds:datastoreItem xmlns:ds="http://schemas.openxmlformats.org/officeDocument/2006/customXml" ds:itemID="{1279454D-02BE-4A9C-A117-DCD1573E2608}">
+<ds:datastoreItem xmlns:ds="http://schemas.openxmlformats.org/officeDocument/2006/customXml" ds:itemID="{EAE431FD-7059-4C09-804B-C9D69EB7B213}">
   <ds:schemaRefs>
-    <ds:schemaRef ds:uri="http://schemas.microsoft.com/office/2006/metadata/properties"/>
-    <ds:schemaRef ds:uri="http://schemas.microsoft.com/office/infopath/2007/PartnerControls"/>
-    <ds:schemaRef ds:uri="13c90a0b-73bc-4dc0-be5f-28d77b615beb"/>
-    <ds:schemaRef ds:uri="13c93bba-48ce-428c-bfe5-88b42c19b028"/>
+    <ds:schemaRef ds:uri="http://schemas.openxmlformats.org/officeDocument/2006/bibliography"/>
   </ds:schemaRefs>
 </ds:datastoreItem>
 </file>
@@ -26789,9 +26772,12 @@
 </file>
 
 <file path=customXml/itemProps3.xml><?xml version="1.0" encoding="utf-8"?>
-<ds:datastoreItem xmlns:ds="http://schemas.openxmlformats.org/officeDocument/2006/customXml" ds:itemID="{EAE431FD-7059-4C09-804B-C9D69EB7B213}">
+<ds:datastoreItem xmlns:ds="http://schemas.openxmlformats.org/officeDocument/2006/customXml" ds:itemID="{1279454D-02BE-4A9C-A117-DCD1573E2608}">
   <ds:schemaRefs>
-    <ds:schemaRef ds:uri="http://schemas.openxmlformats.org/officeDocument/2006/bibliography"/>
+    <ds:schemaRef ds:uri="http://schemas.microsoft.com/office/2006/metadata/properties"/>
+    <ds:schemaRef ds:uri="http://schemas.microsoft.com/office/infopath/2007/PartnerControls"/>
+    <ds:schemaRef ds:uri="13c90a0b-73bc-4dc0-be5f-28d77b615beb"/>
+    <ds:schemaRef ds:uri="13c93bba-48ce-428c-bfe5-88b42c19b028"/>
   </ds:schemaRefs>
 </ds:datastoreItem>
 </file>
